--- a/docs/neuropulse_bibliography.docx
+++ b/docs/neuropulse_bibliography.docx
@@ -73,7 +73,7 @@
           <w:sz w:val="18"/>
           <w:szCs w:val="18"/>
         </w:rPr>
-        <w:t xml:space="preserve">Compiled: May 2, 2026 · 33 entries · 11 modality sections</w:t>
+        <w:t>Compiled: May 2, 2026 · 39 entries · 12 modality sections</w:t>
       </w:r>
     </w:p>
     <w:tbl>
@@ -207,7 +207,7 @@
           <w:sz w:val="20"/>
           <w:szCs w:val="20"/>
         </w:rPr>
-        <w:t xml:space="preserve">A. Photobiomodulation — Transcranial  ·  B. Photobiomodulation — Retinal  ·  C. 40Hz Gamma Sensory Stimulation  ·  D. EEG Neurofeedback  ·  E. Brainwave Entrainment Stimulation (tACS)  ·  F. Cortical Priming Stimulation (tDCS)  ·  G. TMS/rTMS  ·  H. Vagus Nerve Stimulation  ·  I. Audio Entrainment  ·  J. HRV Biofeedback  ·  K. EMDR</w:t>
+        <w:t>A. Photobiomodulation — Transcranial  ·  B. Photobiomodulation — Retinal  ·  C. 40Hz Gamma Sensory Stimulation  ·  D. EEG Neurofeedback  ·  E. Brainwave Entrainment Stimulation (tACS)  ·  F. Cortical Priming Stimulation (tDCS)  ·  G. TMS/rTMS  ·  H. Vagus Nerve Stimulation  ·  I. Audio Entrainment  ·  J. HRV Biofeedback  ·  K. EMDR  ·  L. 1064nm Transcranial PBM</w:t>
       </w:r>
     </w:p>
     <w:p>
@@ -959,6 +959,22 @@
         <w:t xml:space="preserve"/>
       </w:r>
     </w:p>
+    <w:p>
+      <w:pPr>
+        <w:spacing w:after="0" w:before="6"/>
+      </w:pPr>
+      <w:r>
+        <w:t xml:space="preserve"/>
+      </w:r>
+    </w:p>
+    <w:p>
+      <w:pPr>
+        <w:spacing w:after="0" w:before="80"/>
+      </w:pPr>
+      <w:r>
+        <w:t xml:space="preserve"/>
+      </w:r>
+    </w:p>
     <w:tbl>
       <w:tblPr>
         <w:tblW w:type="dxa" w:w="9360"/>
@@ -1003,7 +1019,7 @@
                 <w:sz w:val="20"/>
                 <w:szCs w:val="20"/>
               </w:rPr>
-              <w:t xml:space="preserve">[5]</w:t>
+              <w:t xml:space="preserve">[6]</w:t>
             </w:r>
           </w:p>
           <w:p>
@@ -1028,7 +1044,7 @@
                 <w:sz w:val="18"/>
                 <w:szCs w:val="18"/>
               </w:rPr>
-              <w:t xml:space="preserve">PBM Transcranial + Intranasal</w:t>
+              <w:t xml:space="preserve">PBM Transcranial</w:t>
             </w:r>
           </w:p>
           <w:p>
@@ -1044,7 +1060,7 @@
                 <w:sz w:val="16"/>
                 <w:szCs w:val="16"/>
               </w:rPr>
-              <w:t xml:space="preserve">RCT · n=20 · 2025</w:t>
+              <w:t xml:space="preserve">RCT · n=76 · double-blind</w:t>
             </w:r>
           </w:p>
         </w:tc>
@@ -1075,14 +1091,14 @@
                 <w:sz w:val="19"/>
                 <w:szCs w:val="19"/>
               </w:rPr>
-              <w:t xml:space="preserve">Rashidi-Ranjbar N, Churchill NW, et al. Transcranial Photobiomodulation (tPBM) for Mild Cognitive Impairment (MCI): Key Findings from a Pilot Randomized Clinical Trial (RCT). Alzheimers Dement. 2025;21(Suppl 7):e70861. doi: 10.1002/alz70861_108308.</w:t>
+              <w:t xml:space="preserve">Oliveira BB, Lemos EF, Knob NF, et al. Transcranial photobiomodulation increases cognition and serum BDNF levels in adults over 50 years: A randomized, double-blind, placebo-controlled trial. Neuroscience. 2024;(published online). doi: 10.1016/j.neuroscience.2024.04.001.</w:t>
             </w:r>
           </w:p>
           <w:p>
             <w:pPr>
               <w:spacing w:after="40" w:before="0"/>
             </w:pPr>
-            <w:hyperlink w:history="1" r:id="rIdg_4krklzhzcvlzctzgf3l">
+            <w:hyperlink w:history="1" r:id="rIdrutn_d52tf1y8jgzrxgvh">
               <w:r>
                 <w:rPr>
                   <w:rStyle w:val="Hyperlink"/>
@@ -1090,7 +1106,7 @@
                   <w:sz w:val="17"/>
                   <w:szCs w:val="17"/>
                 </w:rPr>
-                <w:t xml:space="preserve">https://pubmed.ncbi.nlm.nih.gov/40368044/</w:t>
+                <w:t xml:space="preserve">https://www.sciencedirect.com/science/article/pii/S101113442400201X</w:t>
               </w:r>
             </w:hyperlink>
           </w:p>
@@ -1116,7 +1132,7 @@
                 <w:sz w:val="19"/>
                 <w:szCs w:val="19"/>
               </w:rPr>
-              <w:t xml:space="preserve">20 MCI patients randomized, 6-week daily home tPBM (Vielight Neuro RX Gamma, 810nm, 40Hz). Active group: significant cognitive improvement (MMSE, TMT), increased DMN functional connectivity on fMRI, increased cerebral blood flow, improved metabolite ratios in posterior cingulate cortex. First MCI RCT with neuroimaging outcomes. Directly supports NeuroPulse's Alzheimer's prevention positioning.</w:t>
+              <w:t xml:space="preserve">76 adults over 50 with MCI randomized, 24 sessions whole-head tPBM (RED + NIR LEDs, 2 months). Active group: significantly enhanced cognition AND elevated serum BDNF. First RCT showing dual-wavelength (red + NIR) whole-head tPBM improves cognition AND raises BDNF biomarker. No change in depression or anxiety scores — effect is specific to cognition. Validates NeuroPulse's dual-wavelength (660+810nm) approach.</w:t>
             </w:r>
           </w:p>
         </w:tc>
@@ -1182,7 +1198,7 @@
                 <w:sz w:val="20"/>
                 <w:szCs w:val="20"/>
               </w:rPr>
-              <w:t xml:space="preserve">[6]</w:t>
+              <w:t xml:space="preserve">[7]</w:t>
             </w:r>
           </w:p>
           <w:p>
@@ -1207,7 +1223,7 @@
                 <w:sz w:val="18"/>
                 <w:szCs w:val="18"/>
               </w:rPr>
-              <w:t xml:space="preserve">PBM Transcranial</w:t>
+              <w:t xml:space="preserve">PBM Transcranial + Intranasal</w:t>
             </w:r>
           </w:p>
           <w:p>
@@ -1223,7 +1239,7 @@
                 <w:sz w:val="16"/>
                 <w:szCs w:val="16"/>
               </w:rPr>
-              <w:t xml:space="preserve">RCT · n=76 · double-blind</w:t>
+              <w:t xml:space="preserve">RCT · sham-controlled · EEG</w:t>
             </w:r>
           </w:p>
         </w:tc>
@@ -1254,14 +1270,14 @@
                 <w:sz w:val="19"/>
                 <w:szCs w:val="19"/>
               </w:rPr>
-              <w:t xml:space="preserve">Oliveira BB, Lemos EF, Knob NF, et al. Transcranial photobiomodulation increases cognition and serum BDNF levels in adults over 50 years: A randomized, double-blind, placebo-controlled trial. Neuroscience. 2024;(published online). doi: 10.1016/j.neuroscience.2024.04.001.</w:t>
+              <w:t xml:space="preserve">Zomorrodi R, Loheswaran G, Pushparaj A, Lim L. Pulsed Near Infrared Transcranial and Intranasal Photobiomodulation Significantly Modulates Neural Oscillations: a pilot exploratory study. Sci Rep. 2019;9:6309. doi: 10.1038/s41598-019-42693-x.</w:t>
             </w:r>
           </w:p>
           <w:p>
             <w:pPr>
               <w:spacing w:after="40" w:before="0"/>
             </w:pPr>
-            <w:hyperlink w:history="1" r:id="rIdrutn_d52tf1y8jgzrxgvh">
+            <w:hyperlink w:history="1" r:id="rIdboljo1naelhabnzqmn4qj">
               <w:r>
                 <w:rPr>
                   <w:rStyle w:val="Hyperlink"/>
@@ -1269,7 +1285,7 @@
                   <w:sz w:val="17"/>
                   <w:szCs w:val="17"/>
                 </w:rPr>
-                <w:t xml:space="preserve">https://www.sciencedirect.com/science/article/pii/S101113442400201X</w:t>
+                <w:t xml:space="preserve">https://www.nature.com/articles/s41598-019-42693-x</w:t>
               </w:r>
             </w:hyperlink>
           </w:p>
@@ -1295,7 +1311,7 @@
                 <w:sz w:val="19"/>
                 <w:szCs w:val="19"/>
               </w:rPr>
-              <w:t xml:space="preserve">76 adults over 50 with MCI randomized, 24 sessions whole-head tPBM (RED + NIR LEDs, 2 months). Active group: significantly enhanced cognition AND elevated serum BDNF. First RCT showing dual-wavelength (red + NIR) whole-head tPBM improves cognition AND raises BDNF biomarker. No change in depression or anxiety scores — effect is specific to cognition. Validates NeuroPulse's dual-wavelength (660+810nm) approach.</w:t>
+              <w:t xml:space="preserve">Single-session 40Hz 810nm NIR PBM (Vielight Neuro Gamma) in a randomized sham-controlled design. Active PBM significantly increased gamma, alpha, and beta EEG power and decreased delta and theta compared to sham — demonstrating for the first time that PBM directly modulates neural oscillations. This established the mechanistic link between 40Hz pulsed PBM and gamma entrainment in humans, justifying NeuroPulse's EEG-adaptive PBM approach.</w:t>
             </w:r>
           </w:p>
         </w:tc>
@@ -1312,6 +1328,36 @@
     <w:p>
       <w:pPr>
         <w:spacing w:after="0" w:before="80"/>
+      </w:pPr>
+      <w:r>
+        <w:t xml:space="preserve"/>
+      </w:r>
+    </w:p>
+    <w:p>
+      <w:r>
+        <w:br w:type="page"/>
+      </w:r>
+    </w:p>
+    <w:p>
+      <w:pPr>
+        <w:pStyle w:val="Heading2"/>
+        <w:spacing w:after="120" w:before="300"/>
+      </w:pPr>
+      <w:r>
+        <w:rPr>
+          <w:rFonts w:ascii="Arial" w:cs="Arial" w:eastAsia="Arial" w:hAnsi="Arial"/>
+          <w:b/>
+          <w:bCs/>
+          <w:color w:val="534AB7"/>
+          <w:sz w:val="26"/>
+          <w:szCs w:val="26"/>
+        </w:rPr>
+        <w:t xml:space="preserve">B. Photobiomodulation — Retinal</w:t>
+      </w:r>
+    </w:p>
+    <w:p>
+      <w:pPr>
+        <w:spacing w:after="0" w:before="60"/>
       </w:pPr>
       <w:r>
         <w:t xml:space="preserve"/>
@@ -1361,7 +1407,7 @@
                 <w:sz w:val="20"/>
                 <w:szCs w:val="20"/>
               </w:rPr>
-              <w:t xml:space="preserve">[7]</w:t>
+              <w:t xml:space="preserve">[8]</w:t>
             </w:r>
           </w:p>
           <w:p>
@@ -1386,7 +1432,7 @@
                 <w:sz w:val="18"/>
                 <w:szCs w:val="18"/>
               </w:rPr>
-              <w:t xml:space="preserve">PBM Transcranial + Intranasal</w:t>
+              <w:t xml:space="preserve">PBM Retinal</w:t>
             </w:r>
           </w:p>
           <w:p>
@@ -1402,7 +1448,7 @@
                 <w:sz w:val="16"/>
                 <w:szCs w:val="16"/>
               </w:rPr>
-              <w:t xml:space="preserve">RCT · sham-controlled · EEG</w:t>
+              <w:t xml:space="preserve">RCT · n=26 · crossover · Nature Sci Rep 2021</w:t>
             </w:r>
           </w:p>
         </w:tc>
@@ -1433,14 +1479,14 @@
                 <w:sz w:val="19"/>
                 <w:szCs w:val="19"/>
               </w:rPr>
-              <w:t xml:space="preserve">Zomorrodi R, Loheswaran G, Pushparaj A, Lim L. Pulsed Near Infrared Transcranial and Intranasal Photobiomodulation Significantly Modulates Neural Oscillations: a pilot exploratory study. Sci Rep. 2019;9:6309. doi: 10.1038/s41598-019-42693-x.</w:t>
+              <w:t xml:space="preserve">Shinhmar H, Grewal M, Sivaprasad S, et al. Optically Improved Mitochondrial Function Redeems Aged Human Visual Decline. J Gerontol A Biol Sci Med Sci. 2020;75(9):e49-e52. doi: 10.1093/gerona/glaa155.</w:t>
             </w:r>
           </w:p>
           <w:p>
             <w:pPr>
               <w:spacing w:after="40" w:before="0"/>
             </w:pPr>
-            <w:hyperlink w:history="1" r:id="rIdboljo1naelhabnzqmn4qj">
+            <w:hyperlink w:history="1" r:id="rIdqofhcz0cbaigtgvm8vthy">
               <w:r>
                 <w:rPr>
                   <w:rStyle w:val="Hyperlink"/>
@@ -1448,7 +1494,7 @@
                   <w:sz w:val="17"/>
                   <w:szCs w:val="17"/>
                 </w:rPr>
-                <w:t xml:space="preserve">https://www.nature.com/articles/s41598-019-42693-x</w:t>
+                <w:t xml:space="preserve">https://pubmed.ncbi.nlm.nih.gov/32556195/</w:t>
               </w:r>
             </w:hyperlink>
           </w:p>
@@ -1474,7 +1520,7 @@
                 <w:sz w:val="19"/>
                 <w:szCs w:val="19"/>
               </w:rPr>
-              <w:t xml:space="preserve">Single-session 40Hz 810nm NIR PBM (Vielight Neuro Gamma) in a randomized sham-controlled design. Active PBM significantly increased gamma, alpha, and beta EEG power and decreased delta and theta compared to sham — demonstrating for the first time that PBM directly modulates neural oscillations. This established the mechanistic link between 40Hz pulsed PBM and gamma entrainment in humans, justifying NeuroPulse's EEG-adaptive PBM approach.</w:t>
+              <w:t xml:space="preserve">Randomized controlled study, 670nm light (3 min, once). Single brief exposure significantly improved cone-mediated colour contrast sensitivity in participants aged 37-70 years for one week — restoring thresholds to levels of younger subjects. Demonstrates retinal mitochondrial reactivation via 660-670nm wavelength (NeuroPulse goggle wavelength). UCL Jeffery group — world's leading retinal PBM researchers.</w:t>
             </w:r>
           </w:p>
         </w:tc>
@@ -1491,36 +1537,6 @@
     <w:p>
       <w:pPr>
         <w:spacing w:after="0" w:before="80"/>
-      </w:pPr>
-      <w:r>
-        <w:t xml:space="preserve"/>
-      </w:r>
-    </w:p>
-    <w:p>
-      <w:r>
-        <w:br w:type="page"/>
-      </w:r>
-    </w:p>
-    <w:p>
-      <w:pPr>
-        <w:pStyle w:val="Heading2"/>
-        <w:spacing w:after="120" w:before="300"/>
-      </w:pPr>
-      <w:r>
-        <w:rPr>
-          <w:rFonts w:ascii="Arial" w:cs="Arial" w:eastAsia="Arial" w:hAnsi="Arial"/>
-          <w:b/>
-          <w:bCs/>
-          <w:color w:val="534AB7"/>
-          <w:sz w:val="26"/>
-          <w:szCs w:val="26"/>
-        </w:rPr>
-        <w:t xml:space="preserve">B. Photobiomodulation — Retinal</w:t>
-      </w:r>
-    </w:p>
-    <w:p>
-      <w:pPr>
-        <w:spacing w:after="0" w:before="60"/>
       </w:pPr>
       <w:r>
         <w:t xml:space="preserve"/>
@@ -1570,7 +1586,7 @@
                 <w:sz w:val="20"/>
                 <w:szCs w:val="20"/>
               </w:rPr>
-              <w:t xml:space="preserve">[8]</w:t>
+              <w:t xml:space="preserve">[9]</w:t>
             </w:r>
           </w:p>
           <w:p>
@@ -1611,7 +1627,7 @@
                 <w:sz w:val="16"/>
                 <w:szCs w:val="16"/>
               </w:rPr>
-              <w:t xml:space="preserve">RCT · n=26 · crossover · Nature Sci Rep 2021</w:t>
+              <w:t xml:space="preserve">Human + animal · UCL Jeffery</w:t>
             </w:r>
           </w:p>
         </w:tc>
@@ -1642,14 +1658,14 @@
                 <w:sz w:val="19"/>
                 <w:szCs w:val="19"/>
               </w:rPr>
-              <w:t xml:space="preserve">Shinhmar H, Grewal M, Sivaprasad S, et al. Optically Improved Mitochondrial Function Redeems Aged Human Visual Decline. J Gerontol A Biol Sci Med Sci. 2020;75(9):e49-e52. doi: 10.1093/gerona/glaa155.</w:t>
+              <w:t xml:space="preserve">Sivapathasuntharam C, Sivaprasad S, Hogg C, Jeffery G. Aging retinal function is improved by near infrared light (670 nm) that is associated with corrected mitochondrial decline. Neurobiol Aging. 2017 Apr;52:66-70. doi: 10.1016/j.neurobiolaging.2017.01.001.</w:t>
             </w:r>
           </w:p>
           <w:p>
             <w:pPr>
               <w:spacing w:after="40" w:before="0"/>
             </w:pPr>
-            <w:hyperlink w:history="1" r:id="rIdqofhcz0cbaigtgvm8vthy">
+            <w:hyperlink w:history="1" r:id="rIdzibwgdw_dfbbc1h30endp">
               <w:r>
                 <w:rPr>
                   <w:rStyle w:val="Hyperlink"/>
@@ -1657,7 +1673,7 @@
                   <w:sz w:val="17"/>
                   <w:szCs w:val="17"/>
                 </w:rPr>
-                <w:t xml:space="preserve">https://pubmed.ncbi.nlm.nih.gov/32556195/</w:t>
+                <w:t xml:space="preserve">https://pubmed.ncbi.nlm.nih.gov/28129566/</w:t>
               </w:r>
             </w:hyperlink>
           </w:p>
@@ -1683,7 +1699,7 @@
                 <w:sz w:val="19"/>
                 <w:szCs w:val="19"/>
               </w:rPr>
-              <w:t xml:space="preserve">Randomized controlled study, 670nm light (3 min, once). Single brief exposure significantly improved cone-mediated colour contrast sensitivity in participants aged 37-70 years for one week — restoring thresholds to levels of younger subjects. Demonstrates retinal mitochondrial reactivation via 660-670nm wavelength (NeuroPulse goggle wavelength). UCL Jeffery group — world's leading retinal PBM researchers.</w:t>
+              <w:t xml:space="preserve">670nm light improves retinal function in aged subjects by correcting mitochondrial decline — enhancing membrane potentials and ATP production and reducing age-related inflammation. Establishes the mitochondrial mechanism specifically in retinal tissue. Since retinal ganglion cells are CNS neurons, this mechanistic finding supports NeuroPulse's visual goggle retinal PBM mode as genuine neuroprotection.</w:t>
             </w:r>
           </w:p>
         </w:tc>
@@ -1749,7 +1765,7 @@
                 <w:sz w:val="20"/>
                 <w:szCs w:val="20"/>
               </w:rPr>
-              <w:t xml:space="preserve">[9]</w:t>
+              <w:t xml:space="preserve">[10]</w:t>
             </w:r>
           </w:p>
           <w:p>
@@ -1790,7 +1806,7 @@
                 <w:sz w:val="16"/>
                 <w:szCs w:val="16"/>
               </w:rPr>
-              <w:t xml:space="preserve">Human + animal · UCL Jeffery</w:t>
+              <w:t xml:space="preserve">Pilot RCT · n=42 · 12-month</w:t>
             </w:r>
           </w:p>
         </w:tc>
@@ -1821,14 +1837,14 @@
                 <w:sz w:val="19"/>
                 <w:szCs w:val="19"/>
               </w:rPr>
-              <w:t xml:space="preserve">Sivapathasuntharam C, Sivaprasad S, Hogg C, Jeffery G. Aging retinal function is improved by near infrared light (670 nm) that is associated with corrected mitochondrial decline. Neurobiol Aging. 2017 Apr;52:66-70. doi: 10.1016/j.neurobiolaging.2017.01.001.</w:t>
+              <w:t xml:space="preserve">Grewal MK, Sivapathasuntharam C, Chandra S, et al. A Pilot Study Evaluating the Effects of 670 nm Photobiomodulation in Healthy Ageing and Age-Related Macular Degeneration. J Clin Med. 2020;9(4):1001. doi: 10.3390/jcm9041001.</w:t>
             </w:r>
           </w:p>
           <w:p>
             <w:pPr>
               <w:spacing w:after="40" w:before="0"/>
             </w:pPr>
-            <w:hyperlink w:history="1" r:id="rIdzibwgdw_dfbbc1h30endp">
+            <w:hyperlink w:history="1" r:id="rId7_8fynvtpvubtjqmjyhsy">
               <w:r>
                 <w:rPr>
                   <w:rStyle w:val="Hyperlink"/>
@@ -1836,7 +1852,7 @@
                   <w:sz w:val="17"/>
                   <w:szCs w:val="17"/>
                 </w:rPr>
-                <w:t xml:space="preserve">https://pubmed.ncbi.nlm.nih.gov/28129566/</w:t>
+                <w:t xml:space="preserve">https://pubmed.ncbi.nlm.nih.gov/32252424/</w:t>
               </w:r>
             </w:hyperlink>
           </w:p>
@@ -1862,7 +1878,7 @@
                 <w:sz w:val="19"/>
                 <w:szCs w:val="19"/>
               </w:rPr>
-              <w:t xml:space="preserve">670nm light improves retinal function in aged subjects by correcting mitochondrial decline — enhancing membrane potentials and ATP production and reducing age-related inflammation. Establishes the mitochondrial mechanism specifically in retinal tissue. Since retinal ganglion cells are CNS neurons, this mechanistic finding supports NeuroPulse's visual goggle retinal PBM mode as genuine neuroprotection.</w:t>
+              <w:t xml:space="preserve">31 AMD patients + 11 healthy older adults, daily 670nm light 12 months. In normal ageing (no AMD), significant improvement in scotopic thresholds (p=0.03). No significant change in intermediate AMD — suggesting preventive rather than therapeutic window. Key finding for NeuroPulse: daily retinal NIR in the goggle Mode F is most valuable before AMD develops, supporting the healthy ageing wellness market.</w:t>
             </w:r>
           </w:p>
         </w:tc>
@@ -1879,6 +1895,36 @@
     <w:p>
       <w:pPr>
         <w:spacing w:after="0" w:before="80"/>
+      </w:pPr>
+      <w:r>
+        <w:t xml:space="preserve"/>
+      </w:r>
+    </w:p>
+    <w:p>
+      <w:r>
+        <w:br w:type="page"/>
+      </w:r>
+    </w:p>
+    <w:p>
+      <w:pPr>
+        <w:pStyle w:val="Heading2"/>
+        <w:spacing w:after="120" w:before="300"/>
+      </w:pPr>
+      <w:r>
+        <w:rPr>
+          <w:rFonts w:ascii="Arial" w:cs="Arial" w:eastAsia="Arial" w:hAnsi="Arial"/>
+          <w:b/>
+          <w:bCs/>
+          <w:color w:val="534AB7"/>
+          <w:sz w:val="26"/>
+          <w:szCs w:val="26"/>
+        </w:rPr>
+        <w:t xml:space="preserve">C. 40 Hz Gamma Sensory Stimulation (GENUS / Photic Driving)</w:t>
+      </w:r>
+    </w:p>
+    <w:p>
+      <w:pPr>
+        <w:spacing w:after="0" w:before="60"/>
       </w:pPr>
       <w:r>
         <w:t xml:space="preserve"/>
@@ -1928,7 +1974,7 @@
                 <w:sz w:val="20"/>
                 <w:szCs w:val="20"/>
               </w:rPr>
-              <w:t xml:space="preserve">[10]</w:t>
+              <w:t xml:space="preserve">[11]</w:t>
             </w:r>
           </w:p>
           <w:p>
@@ -1953,7 +1999,7 @@
                 <w:sz w:val="18"/>
                 <w:szCs w:val="18"/>
               </w:rPr>
-              <w:t xml:space="preserve">PBM Retinal</w:t>
+              <w:t xml:space="preserve">Visual Stimulation — 40Hz</w:t>
             </w:r>
           </w:p>
           <w:p>
@@ -1969,7 +2015,7 @@
                 <w:sz w:val="16"/>
                 <w:szCs w:val="16"/>
               </w:rPr>
-              <w:t xml:space="preserve">Pilot RCT · n=42 · 12-month</w:t>
+              <w:t xml:space="preserve">Animal study · Nature · foundational</w:t>
             </w:r>
           </w:p>
         </w:tc>
@@ -2000,14 +2046,14 @@
                 <w:sz w:val="19"/>
                 <w:szCs w:val="19"/>
               </w:rPr>
-              <w:t xml:space="preserve">Grewal MK, Sivapathasuntharam C, Chandra S, et al. A Pilot Study Evaluating the Effects of 670 nm Photobiomodulation in Healthy Ageing and Age-Related Macular Degeneration. J Clin Med. 2020;9(4):1001. doi: 10.3390/jcm9041001.</w:t>
+              <w:t xml:space="preserve">Iaccarino HF, Singer AC, Martorell AJ, et al. Gamma frequency entrainment attenuates amyloid load and modifies microglia. Nature. 2016;540(7632):230-235. doi: 10.1038/nature20587.</w:t>
             </w:r>
           </w:p>
           <w:p>
             <w:pPr>
               <w:spacing w:after="40" w:before="0"/>
             </w:pPr>
-            <w:hyperlink w:history="1" r:id="rId7_8fynvtpvubtjqmjyhsy">
+            <w:hyperlink w:history="1" r:id="rIdutgvnecrn6906j_nu2a3c">
               <w:r>
                 <w:rPr>
                   <w:rStyle w:val="Hyperlink"/>
@@ -2015,7 +2061,7 @@
                   <w:sz w:val="17"/>
                   <w:szCs w:val="17"/>
                 </w:rPr>
-                <w:t xml:space="preserve">https://pubmed.ncbi.nlm.nih.gov/32252424/</w:t>
+                <w:t xml:space="preserve">https://www.nature.com/articles/nature20587</w:t>
               </w:r>
             </w:hyperlink>
           </w:p>
@@ -2041,7 +2087,7 @@
                 <w:sz w:val="19"/>
                 <w:szCs w:val="19"/>
               </w:rPr>
-              <w:t xml:space="preserve">31 AMD patients + 11 healthy older adults, daily 670nm light 12 months. In normal ageing (no AMD), significant improvement in scotopic thresholds (p=0.03). No significant change in intermediate AMD — suggesting preventive rather than therapeutic window. Key finding for NeuroPulse: daily retinal NIR in the goggle Mode F is most valuable before AMD develops, supporting the healthy ageing wellness market.</w:t>
+              <w:t xml:space="preserve">Foundational MIT Tsai lab study: 40Hz light flickering reduces amyloid-beta by 40-50% and modifies microglia in visual cortex of Alzheimer's mouse models. Established the entire 40Hz GENUS field. NeuroPulse relevance: the mechanistic justification for all 40Hz photic driving protocols in the gamma clarity preset. Phase III human trial now underway. This Nature paper is cited in virtually all subsequent GENUS research.</w:t>
             </w:r>
           </w:p>
         </w:tc>
@@ -2058,36 +2104,6 @@
     <w:p>
       <w:pPr>
         <w:spacing w:after="0" w:before="80"/>
-      </w:pPr>
-      <w:r>
-        <w:t xml:space="preserve"/>
-      </w:r>
-    </w:p>
-    <w:p>
-      <w:r>
-        <w:br w:type="page"/>
-      </w:r>
-    </w:p>
-    <w:p>
-      <w:pPr>
-        <w:pStyle w:val="Heading2"/>
-        <w:spacing w:after="120" w:before="300"/>
-      </w:pPr>
-      <w:r>
-        <w:rPr>
-          <w:rFonts w:ascii="Arial" w:cs="Arial" w:eastAsia="Arial" w:hAnsi="Arial"/>
-          <w:b/>
-          <w:bCs/>
-          <w:color w:val="534AB7"/>
-          <w:sz w:val="26"/>
-          <w:szCs w:val="26"/>
-        </w:rPr>
-        <w:t xml:space="preserve">C. 40 Hz Gamma Sensory Stimulation (GENUS / Photic Driving)</w:t>
-      </w:r>
-    </w:p>
-    <w:p>
-      <w:pPr>
-        <w:spacing w:after="0" w:before="60"/>
       </w:pPr>
       <w:r>
         <w:t xml:space="preserve"/>
@@ -2137,7 +2153,7 @@
                 <w:sz w:val="20"/>
                 <w:szCs w:val="20"/>
               </w:rPr>
-              <w:t xml:space="preserve">[11]</w:t>
+              <w:t xml:space="preserve">[12]</w:t>
             </w:r>
           </w:p>
           <w:p>
@@ -2162,7 +2178,7 @@
                 <w:sz w:val="18"/>
                 <w:szCs w:val="18"/>
               </w:rPr>
-              <w:t xml:space="preserve">Visual Stimulation — 40Hz</w:t>
+              <w:t xml:space="preserve">Visual + Auditory Stimulation — 40Hz</w:t>
             </w:r>
           </w:p>
           <w:p>
@@ -2178,7 +2194,7 @@
                 <w:sz w:val="16"/>
                 <w:szCs w:val="16"/>
               </w:rPr>
-              <w:t xml:space="preserve">Animal study · Nature · foundational</w:t>
+              <w:t xml:space="preserve">Phase 2A RCT · n=15 AD · sham-controlled</w:t>
             </w:r>
           </w:p>
         </w:tc>
@@ -2209,14 +2225,14 @@
                 <w:sz w:val="19"/>
                 <w:szCs w:val="19"/>
               </w:rPr>
-              <w:t xml:space="preserve">Iaccarino HF, Singer AC, Martorell AJ, et al. Gamma frequency entrainment attenuates amyloid load and modifies microglia. Nature. 2016;540(7632):230-235. doi: 10.1038/nature20587.</w:t>
+              <w:t xml:space="preserve">He M, Cheng Y, Guo F, et al. Gamma frequency sensory stimulation in mild probable Alzheimer's dementia patients: Results of feasibility and pilot studies. PLoS One. 2022;17(12):e0278412. doi: 10.1371/journal.pone.0278412.</w:t>
             </w:r>
           </w:p>
           <w:p>
             <w:pPr>
               <w:spacing w:after="40" w:before="0"/>
             </w:pPr>
-            <w:hyperlink w:history="1" r:id="rIdutgvnecrn6906j_nu2a3c">
+            <w:hyperlink w:history="1" r:id="rIdvt-0rlgivisxw5pkcest6">
               <w:r>
                 <w:rPr>
                   <w:rStyle w:val="Hyperlink"/>
@@ -2224,7 +2240,7 @@
                   <w:sz w:val="17"/>
                   <w:szCs w:val="17"/>
                 </w:rPr>
-                <w:t xml:space="preserve">https://www.nature.com/articles/nature20587</w:t>
+                <w:t xml:space="preserve">https://journals.plos.org/plosone/article?id=10.1371/journal.pone.0278412</w:t>
               </w:r>
             </w:hyperlink>
           </w:p>
@@ -2250,7 +2266,7 @@
                 <w:sz w:val="19"/>
                 <w:szCs w:val="19"/>
               </w:rPr>
-              <w:t xml:space="preserve">Foundational MIT Tsai lab study: 40Hz light flickering reduces amyloid-beta by 40-50% and modifies microglia in visual cortex of Alzheimer's mouse models. Established the entire 40Hz GENUS field. NeuroPulse relevance: the mechanistic justification for all 40Hz photic driving protocols in the gamma clarity preset. Phase III human trial now underway. This Nature paper is cited in virtually all subsequent GENUS research.</w:t>
+              <w:t xml:space="preserve">Phase 1 (n=43 including MCI and healthy volunteers) + Phase 2A RCT (n=15 mild AD). 40Hz GENUS was safe and induced entrainment in hippocampus, amygdala, insula, and other subcortical structures. After 3 months daily: lesser ventricular dilation and hippocampal atrophy, increased DMN and visual network connectivity, better face-name association delayed recall, improved daily activity rhythmicity. First human RCT demonstrating structural brain preservation with 40Hz sensory stimulation.</w:t>
             </w:r>
           </w:p>
         </w:tc>
@@ -2267,6 +2283,36 @@
     <w:p>
       <w:pPr>
         <w:spacing w:after="0" w:before="80"/>
+      </w:pPr>
+      <w:r>
+        <w:t xml:space="preserve"/>
+      </w:r>
+    </w:p>
+    <w:p>
+      <w:r>
+        <w:br w:type="page"/>
+      </w:r>
+    </w:p>
+    <w:p>
+      <w:pPr>
+        <w:pStyle w:val="Heading2"/>
+        <w:spacing w:after="120" w:before="300"/>
+      </w:pPr>
+      <w:r>
+        <w:rPr>
+          <w:rFonts w:ascii="Arial" w:cs="Arial" w:eastAsia="Arial" w:hAnsi="Arial"/>
+          <w:b/>
+          <w:bCs/>
+          <w:color w:val="534AB7"/>
+          <w:sz w:val="26"/>
+          <w:szCs w:val="26"/>
+        </w:rPr>
+        <w:t xml:space="preserve">D. EEG Neurofeedback</w:t>
+      </w:r>
+    </w:p>
+    <w:p>
+      <w:pPr>
+        <w:spacing w:after="0" w:before="60"/>
       </w:pPr>
       <w:r>
         <w:t xml:space="preserve"/>
@@ -2316,7 +2362,7 @@
                 <w:sz w:val="20"/>
                 <w:szCs w:val="20"/>
               </w:rPr>
-              <w:t xml:space="preserve">[12]</w:t>
+              <w:t xml:space="preserve">[13]</w:t>
             </w:r>
           </w:p>
           <w:p>
@@ -2341,7 +2387,7 @@
                 <w:sz w:val="18"/>
                 <w:szCs w:val="18"/>
               </w:rPr>
-              <w:t xml:space="preserve">Visual + Auditory Stimulation — 40Hz</w:t>
+              <w:t xml:space="preserve">EEG Neurofeedback</w:t>
             </w:r>
           </w:p>
           <w:p>
@@ -2357,7 +2403,7 @@
                 <w:sz w:val="16"/>
                 <w:szCs w:val="16"/>
               </w:rPr>
-              <w:t xml:space="preserve">Phase 2A RCT · n=15 AD · sham-controlled</w:t>
+              <w:t xml:space="preserve">Meta-analysis · 14 RCTs · n=718</w:t>
             </w:r>
           </w:p>
         </w:tc>
@@ -2388,14 +2434,14 @@
                 <w:sz w:val="19"/>
                 <w:szCs w:val="19"/>
               </w:rPr>
-              <w:t xml:space="preserve">He M, Cheng Y, Guo F, et al. Gamma frequency sensory stimulation in mild probable Alzheimer's dementia patients: Results of feasibility and pilot studies. PLoS One. 2022;17(12):e0278412. doi: 10.1371/journal.pone.0278412.</w:t>
+              <w:t xml:space="preserve">Chiu HJ, Sun CK, Fan HY, et al. Surface electroencephalographic neurofeedback improves sustained attention in ADHD: a meta-analysis of randomized controlled trials. Child Adolesc Psychiatry Ment Health. 2022;16(1):100. doi: 10.1186/s13034-022-00543-1.</w:t>
             </w:r>
           </w:p>
           <w:p>
             <w:pPr>
               <w:spacing w:after="40" w:before="0"/>
             </w:pPr>
-            <w:hyperlink w:history="1" r:id="rIdvt-0rlgivisxw5pkcest6">
+            <w:hyperlink w:history="1" r:id="rIdwom2hj7j1q0ijuqofhgjr">
               <w:r>
                 <w:rPr>
                   <w:rStyle w:val="Hyperlink"/>
@@ -2403,7 +2449,7 @@
                   <w:sz w:val="17"/>
                   <w:szCs w:val="17"/>
                 </w:rPr>
-                <w:t xml:space="preserve">https://journals.plos.org/plosone/article?id=10.1371/journal.pone.0278412</w:t>
+                <w:t xml:space="preserve">https://pubmed.ncbi.nlm.nih.gov/36522661/</w:t>
               </w:r>
             </w:hyperlink>
           </w:p>
@@ -2429,7 +2475,7 @@
                 <w:sz w:val="19"/>
                 <w:szCs w:val="19"/>
               </w:rPr>
-              <w:t xml:space="preserve">Phase 1 (n=43 including MCI and healthy volunteers) + Phase 2A RCT (n=15 mild AD). 40Hz GENUS was safe and induced entrainment in hippocampus, amygdala, insula, and other subcortical structures. After 3 months daily: lesser ventricular dilation and hippocampal atrophy, increased DMN and visual network connectivity, better face-name association delayed recall, improved daily activity rhythmicity. First human RCT demonstrating structural brain preservation with 40Hz sensory stimulation.</w:t>
+              <w:t xml:space="preserve">Meta-analysis of 14 RCTs (n=718), EEG neurofeedback vs comparators for ADHD. Significant improvement in sustained attention (p&lt;0.01). Beta enhancement most effective. Effect maintained through follow-up. NeuroPulse relevance: establishes EEG neurofeedback efficacy for attention — the mechanism behind the NeuroPulse 8-channel neurofeedback system's most prominent consumer claim (Focus).</w:t>
             </w:r>
           </w:p>
         </w:tc>
@@ -2446,36 +2492,6 @@
     <w:p>
       <w:pPr>
         <w:spacing w:after="0" w:before="80"/>
-      </w:pPr>
-      <w:r>
-        <w:t xml:space="preserve"/>
-      </w:r>
-    </w:p>
-    <w:p>
-      <w:r>
-        <w:br w:type="page"/>
-      </w:r>
-    </w:p>
-    <w:p>
-      <w:pPr>
-        <w:pStyle w:val="Heading2"/>
-        <w:spacing w:after="120" w:before="300"/>
-      </w:pPr>
-      <w:r>
-        <w:rPr>
-          <w:rFonts w:ascii="Arial" w:cs="Arial" w:eastAsia="Arial" w:hAnsi="Arial"/>
-          <w:b/>
-          <w:bCs/>
-          <w:color w:val="534AB7"/>
-          <w:sz w:val="26"/>
-          <w:szCs w:val="26"/>
-        </w:rPr>
-        <w:t xml:space="preserve">D. EEG Neurofeedback</w:t>
-      </w:r>
-    </w:p>
-    <w:p>
-      <w:pPr>
-        <w:spacing w:after="0" w:before="60"/>
       </w:pPr>
       <w:r>
         <w:t xml:space="preserve"/>
@@ -2525,7 +2541,7 @@
                 <w:sz w:val="20"/>
                 <w:szCs w:val="20"/>
               </w:rPr>
-              <w:t xml:space="preserve">[13]</w:t>
+              <w:t xml:space="preserve">[14]</w:t>
             </w:r>
           </w:p>
           <w:p>
@@ -2566,7 +2582,7 @@
                 <w:sz w:val="16"/>
                 <w:szCs w:val="16"/>
               </w:rPr>
-              <w:t xml:space="preserve">Meta-analysis · 14 RCTs · n=718</w:t>
+              <w:t xml:space="preserve">Meta-analysis · 21 RCTs · n=1261</w:t>
             </w:r>
           </w:p>
         </w:tc>
@@ -2597,14 +2613,14 @@
                 <w:sz w:val="19"/>
                 <w:szCs w:val="19"/>
               </w:rPr>
-              <w:t xml:space="preserve">Chiu HJ, Sun CK, Fan HY, et al. Surface electroencephalographic neurofeedback improves sustained attention in ADHD: a meta-analysis of randomized controlled trials. Child Adolesc Psychiatry Ment Health. 2022;16(1):100. doi: 10.1186/s13034-022-00543-1.</w:t>
+              <w:t xml:space="preserve">Chiu HJ, et al. Factors influencing therapeutic effectiveness of electroencephalogram-based neurofeedback against core symptoms of ADHD: a systematic review and meta-analysis. Child Adolesc Psychiatry Ment Health. 2022;16(1):103. doi: 10.1186/s13034-022-00542-2.</w:t>
             </w:r>
           </w:p>
           <w:p>
             <w:pPr>
               <w:spacing w:after="40" w:before="0"/>
             </w:pPr>
-            <w:hyperlink w:history="1" r:id="rIdwom2hj7j1q0ijuqofhgjr">
+            <w:hyperlink w:history="1" r:id="rIdca2kq9dy7ctuzvydebxpz">
               <w:r>
                 <w:rPr>
                   <w:rStyle w:val="Hyperlink"/>
@@ -2612,7 +2628,7 @@
                   <w:sz w:val="17"/>
                   <w:szCs w:val="17"/>
                 </w:rPr>
-                <w:t xml:space="preserve">https://pubmed.ncbi.nlm.nih.gov/36522661/</w:t>
+                <w:t xml:space="preserve">https://pmc.ncbi.nlm.nih.gov/articles/PMC9762555/</w:t>
               </w:r>
             </w:hyperlink>
           </w:p>
@@ -2638,7 +2654,7 @@
                 <w:sz w:val="19"/>
                 <w:szCs w:val="19"/>
               </w:rPr>
-              <w:t xml:space="preserve">Meta-analysis of 14 RCTs (n=718), EEG neurofeedback vs comparators for ADHD. Significant improvement in sustained attention (p&lt;0.01). Beta enhancement most effective. Effect maintained through follow-up. NeuroPulse relevance: establishes EEG neurofeedback efficacy for attention — the mechanism behind the NeuroPulse 8-channel neurofeedback system's most prominent consumer claim (Focus).</w:t>
+              <w:t xml:space="preserve">21 RCTs (n=1261). EEG neurofeedback significantly superior to comparators for inattention, hyperactivity/impulsivity, and global ADHD symptoms from both parent and teacher assessment (all p&lt;0.05). Dose-response relationship: more sessions = better outcomes. Active comparators (not sham) needed for rigorous interpretation. NeuroPulse relevance: largest meta-analysis supporting EEG neurofeedback for ADHD, the most prevalent neurofeedback indication.</w:t>
             </w:r>
           </w:p>
         </w:tc>
@@ -2655,6 +2671,36 @@
     <w:p>
       <w:pPr>
         <w:spacing w:after="0" w:before="80"/>
+      </w:pPr>
+      <w:r>
+        <w:t xml:space="preserve"/>
+      </w:r>
+    </w:p>
+    <w:p>
+      <w:r>
+        <w:br w:type="page"/>
+      </w:r>
+    </w:p>
+    <w:p>
+      <w:pPr>
+        <w:pStyle w:val="Heading2"/>
+        <w:spacing w:after="120" w:before="300"/>
+      </w:pPr>
+      <w:r>
+        <w:rPr>
+          <w:rFonts w:ascii="Arial" w:cs="Arial" w:eastAsia="Arial" w:hAnsi="Arial"/>
+          <w:b/>
+          <w:bCs/>
+          <w:color w:val="534AB7"/>
+          <w:sz w:val="26"/>
+          <w:szCs w:val="26"/>
+        </w:rPr>
+        <w:t xml:space="preserve">E. Brainwave Entrainment Stimulation (tACS)</w:t>
+      </w:r>
+    </w:p>
+    <w:p>
+      <w:pPr>
+        <w:spacing w:after="0" w:before="60"/>
       </w:pPr>
       <w:r>
         <w:t xml:space="preserve"/>
@@ -2704,7 +2750,7 @@
                 <w:sz w:val="20"/>
                 <w:szCs w:val="20"/>
               </w:rPr>
-              <w:t xml:space="preserve">[14]</w:t>
+              <w:t xml:space="preserve">[15]</w:t>
             </w:r>
           </w:p>
           <w:p>
@@ -2729,7 +2775,7 @@
                 <w:sz w:val="18"/>
                 <w:szCs w:val="18"/>
               </w:rPr>
-              <w:t xml:space="preserve">EEG Neurofeedback</w:t>
+              <w:t xml:space="preserve">tACS — Theta</w:t>
             </w:r>
           </w:p>
           <w:p>
@@ -2745,7 +2791,7 @@
                 <w:sz w:val="16"/>
                 <w:szCs w:val="16"/>
               </w:rPr>
-              <w:t xml:space="preserve">Meta-analysis · 21 RCTs · n=1261</w:t>
+              <w:t xml:space="preserve">RCT · n=28 · sham-controlled</w:t>
             </w:r>
           </w:p>
         </w:tc>
@@ -2776,14 +2822,14 @@
                 <w:sz w:val="19"/>
                 <w:szCs w:val="19"/>
               </w:rPr>
-              <w:t xml:space="preserve">Chiu HJ, et al. Factors influencing therapeutic effectiveness of electroencephalogram-based neurofeedback against core symptoms of ADHD: a systematic review and meta-analysis. Child Adolesc Psychiatry Ment Health. 2022;16(1):103. doi: 10.1186/s13034-022-00542-2.</w:t>
+              <w:t xml:space="preserve">Debnath R, Elyamany O, Iffland JR, et al. Theta transcranial alternating current stimulation over the prefrontal cortex enhances theta power and working memory performance. Front Psychiatry. 2025;15:1493675. doi: 10.3389/fpsyt.2024.1493675.</w:t>
             </w:r>
           </w:p>
           <w:p>
             <w:pPr>
               <w:spacing w:after="40" w:before="0"/>
             </w:pPr>
-            <w:hyperlink w:history="1" r:id="rIdca2kq9dy7ctuzvydebxpz">
+            <w:hyperlink w:history="1" r:id="rIdoibjcognhns28sv7rhutx">
               <w:r>
                 <w:rPr>
                   <w:rStyle w:val="Hyperlink"/>
@@ -2791,7 +2837,7 @@
                   <w:sz w:val="17"/>
                   <w:szCs w:val="17"/>
                 </w:rPr>
-                <w:t xml:space="preserve">https://pmc.ncbi.nlm.nih.gov/articles/PMC9762555/</w:t>
+                <w:t xml:space="preserve">https://www.ncbi.nlm.nih.gov/pmc/articles/PMC11772280/</w:t>
               </w:r>
             </w:hyperlink>
           </w:p>
@@ -2817,7 +2863,7 @@
                 <w:sz w:val="19"/>
                 <w:szCs w:val="19"/>
               </w:rPr>
-              <w:t xml:space="preserve">21 RCTs (n=1261). EEG neurofeedback significantly superior to comparators for inattention, hyperactivity/impulsivity, and global ADHD symptoms from both parent and teacher assessment (all p&lt;0.05). Dose-response relationship: more sessions = better outcomes. Active comparators (not sham) needed for rigorous interpretation. NeuroPulse relevance: largest meta-analysis supporting EEG neurofeedback for ADHD, the most prevalent neurofeedback indication.</w:t>
+              <w:t xml:space="preserve">28 healthy participants, 5Hz tACS vs sham over left DLPFC. Active tACS significantly improved reaction time in high working memory load trials only. Post-stimulation EEG showed significant increase in 5Hz theta power at stimulation site. Demonstrates DLPFC theta tACS both entrains the target oscillation AND improves the corresponding cognitive function — mechanistic validation of the approach.</w:t>
             </w:r>
           </w:p>
         </w:tc>
@@ -2834,36 +2880,6 @@
     <w:p>
       <w:pPr>
         <w:spacing w:after="0" w:before="80"/>
-      </w:pPr>
-      <w:r>
-        <w:t xml:space="preserve"/>
-      </w:r>
-    </w:p>
-    <w:p>
-      <w:r>
-        <w:br w:type="page"/>
-      </w:r>
-    </w:p>
-    <w:p>
-      <w:pPr>
-        <w:pStyle w:val="Heading2"/>
-        <w:spacing w:after="120" w:before="300"/>
-      </w:pPr>
-      <w:r>
-        <w:rPr>
-          <w:rFonts w:ascii="Arial" w:cs="Arial" w:eastAsia="Arial" w:hAnsi="Arial"/>
-          <w:b/>
-          <w:bCs/>
-          <w:color w:val="534AB7"/>
-          <w:sz w:val="26"/>
-          <w:szCs w:val="26"/>
-        </w:rPr>
-        <w:t xml:space="preserve">E. Brainwave Entrainment Stimulation (tACS)</w:t>
-      </w:r>
-    </w:p>
-    <w:p>
-      <w:pPr>
-        <w:spacing w:after="0" w:before="60"/>
       </w:pPr>
       <w:r>
         <w:t xml:space="preserve"/>
@@ -2913,7 +2929,7 @@
                 <w:sz w:val="20"/>
                 <w:szCs w:val="20"/>
               </w:rPr>
-              <w:t xml:space="preserve">[15]</w:t>
+              <w:t xml:space="preserve">[16]</w:t>
             </w:r>
           </w:p>
           <w:p>
@@ -2938,7 +2954,7 @@
                 <w:sz w:val="18"/>
                 <w:szCs w:val="18"/>
               </w:rPr>
-              <w:t xml:space="preserve">tACS — Theta</w:t>
+              <w:t xml:space="preserve">tACS</w:t>
             </w:r>
           </w:p>
           <w:p>
@@ -2954,7 +2970,7 @@
                 <w:sz w:val="16"/>
                 <w:szCs w:val="16"/>
               </w:rPr>
-              <w:t xml:space="preserve">RCT · n=28 · sham-controlled</w:t>
+              <w:t xml:space="preserve">Systematic review · 2020</w:t>
             </w:r>
           </w:p>
         </w:tc>
@@ -2985,14 +3001,14 @@
                 <w:sz w:val="19"/>
                 <w:szCs w:val="19"/>
               </w:rPr>
-              <w:t xml:space="preserve">Debnath R, Elyamany O, Iffland JR, et al. Theta transcranial alternating current stimulation over the prefrontal cortex enhances theta power and working memory performance. Front Psychiatry. 2025;15:1493675. doi: 10.3389/fpsyt.2024.1493675.</w:t>
+              <w:t xml:space="preserve">Rufener KS, Zaehle T. Systematic review on the modulation of cognitive performance with transcranial alternating current stimulation: Frequency-specific effects. Front Hum Neurosci. 2020;14:600454. doi: 10.3389/fnhum.2020.600454.</w:t>
             </w:r>
           </w:p>
           <w:p>
             <w:pPr>
               <w:spacing w:after="40" w:before="0"/>
             </w:pPr>
-            <w:hyperlink w:history="1" r:id="rIdoibjcognhns28sv7rhutx">
+            <w:hyperlink w:history="1" r:id="rIdyxbcmohiq964fjhvzhjau">
               <w:r>
                 <w:rPr>
                   <w:rStyle w:val="Hyperlink"/>
@@ -3000,7 +3016,7 @@
                   <w:sz w:val="17"/>
                   <w:szCs w:val="17"/>
                 </w:rPr>
-                <w:t xml:space="preserve">https://www.ncbi.nlm.nih.gov/pmc/articles/PMC11772280/</w:t>
+                <w:t xml:space="preserve">https://www.ncbi.nlm.nih.gov/pmc/articles/PMC7761592/</w:t>
               </w:r>
             </w:hyperlink>
           </w:p>
@@ -3026,7 +3042,7 @@
                 <w:sz w:val="19"/>
                 <w:szCs w:val="19"/>
               </w:rPr>
-              <w:t xml:space="preserve">28 healthy participants, 5Hz tACS vs sham over left DLPFC. Active tACS significantly improved reaction time in high working memory load trials only. Post-stimulation EEG showed significant increase in 5Hz theta power at stimulation site. Demonstrates DLPFC theta tACS both entrains the target oscillation AND improves the corresponding cognitive function — mechanistic validation of the approach.</w:t>
+              <w:t xml:space="preserve">Systematic review of frequency-specific tACS cognitive effects. Theta-tACS: beneficial for working memory, executive functions, and declarative memory. Gamma-tACS: enhanced auditory and visual perception. Alpha/gamma-tACS: attention improvements (less consistent). Key result for NeuroPulse: frequency specificity is real and predicts cognitive domain — justifying the NeuroPulse preset library's frequency-to-function mapping.</w:t>
             </w:r>
           </w:p>
         </w:tc>
@@ -3092,7 +3108,7 @@
                 <w:sz w:val="20"/>
                 <w:szCs w:val="20"/>
               </w:rPr>
-              <w:t xml:space="preserve">[16]</w:t>
+              <w:t xml:space="preserve">[17]</w:t>
             </w:r>
           </w:p>
           <w:p>
@@ -3117,7 +3133,7 @@
                 <w:sz w:val="18"/>
                 <w:szCs w:val="18"/>
               </w:rPr>
-              <w:t xml:space="preserve">tACS</w:t>
+              <w:t xml:space="preserve">tACS / Binaural Beats</w:t>
             </w:r>
           </w:p>
           <w:p>
@@ -3133,7 +3149,7 @@
                 <w:sz w:val="16"/>
                 <w:szCs w:val="16"/>
               </w:rPr>
-              <w:t xml:space="preserve">Systematic review · 2020</w:t>
+              <w:t xml:space="preserve">RCT · n=31 · 5-arm · placebo-controlled</w:t>
             </w:r>
           </w:p>
         </w:tc>
@@ -3164,14 +3180,14 @@
                 <w:sz w:val="19"/>
                 <w:szCs w:val="19"/>
               </w:rPr>
-              <w:t xml:space="preserve">Rufener KS, Zaehle T. Systematic review on the modulation of cognitive performance with transcranial alternating current stimulation: Frequency-specific effects. Front Hum Neurosci. 2020;14:600454. doi: 10.3389/fnhum.2020.600454.</w:t>
+              <w:t xml:space="preserve">Rakhshan V, Hassani-Abharian P, Joghataei M, et al. Effects of the Alpha, Beta, and Gamma Binaural Beat Brain Stimulation and Short-Term Training on Working Memory: A Within-Subject Randomized Placebo-Controlled Clinical Trial. Biomed Res Int. 2022;2022:8588272. doi: 10.1155/2022/8588272.</w:t>
             </w:r>
           </w:p>
           <w:p>
             <w:pPr>
               <w:spacing w:after="40" w:before="0"/>
             </w:pPr>
-            <w:hyperlink w:history="1" r:id="rIdyxbcmohiq964fjhvzhjau">
+            <w:hyperlink w:history="1" r:id="rIdl_de90plgrxsq1rxmactr">
               <w:r>
                 <w:rPr>
                   <w:rStyle w:val="Hyperlink"/>
@@ -3179,7 +3195,7 @@
                   <w:sz w:val="17"/>
                   <w:szCs w:val="17"/>
                 </w:rPr>
-                <w:t xml:space="preserve">https://www.ncbi.nlm.nih.gov/pmc/articles/PMC7761592/</w:t>
+                <w:t xml:space="preserve">https://www.ncbi.nlm.nih.gov/pmc/articles/PMC9153928/</w:t>
               </w:r>
             </w:hyperlink>
           </w:p>
@@ -3205,7 +3221,7 @@
                 <w:sz w:val="19"/>
                 <w:szCs w:val="19"/>
               </w:rPr>
-              <w:t xml:space="preserve">Systematic review of frequency-specific tACS cognitive effects. Theta-tACS: beneficial for working memory, executive functions, and declarative memory. Gamma-tACS: enhanced auditory and visual perception. Alpha/gamma-tACS: attention improvements (less consistent). Key result for NeuroPulse: frequency specificity is real and predicts cognitive domain — justifying the NeuroPulse preset library's frequency-to-function mapping.</w:t>
+              <w:t xml:space="preserve">31 healthy subjects, 5-arm crossover RCT (10Hz, 16Hz, 40Hz binaural beats vs pure tone and silence). 8-minute alpha-band (10Hz) entrainment produced slight enhancement in visuospatial working memory. Short-term training improved cognitive parameters across all groups. Frequency specificity confirmed. NeuroPulse relevance: directly validates the NeuroPulse audio entrainment module's 10Hz alpha protocol for memory support.</w:t>
             </w:r>
           </w:p>
         </w:tc>
@@ -3222,6 +3238,36 @@
     <w:p>
       <w:pPr>
         <w:spacing w:after="0" w:before="80"/>
+      </w:pPr>
+      <w:r>
+        <w:t xml:space="preserve"/>
+      </w:r>
+    </w:p>
+    <w:p>
+      <w:r>
+        <w:br w:type="page"/>
+      </w:r>
+    </w:p>
+    <w:p>
+      <w:pPr>
+        <w:pStyle w:val="Heading2"/>
+        <w:spacing w:after="120" w:before="300"/>
+      </w:pPr>
+      <w:r>
+        <w:rPr>
+          <w:rFonts w:ascii="Arial" w:cs="Arial" w:eastAsia="Arial" w:hAnsi="Arial"/>
+          <w:b/>
+          <w:bCs/>
+          <w:color w:val="534AB7"/>
+          <w:sz w:val="26"/>
+          <w:szCs w:val="26"/>
+        </w:rPr>
+        <w:t xml:space="preserve">F. Cortical Priming Stimulation (tDCS)</w:t>
+      </w:r>
+    </w:p>
+    <w:p>
+      <w:pPr>
+        <w:spacing w:after="0" w:before="60"/>
       </w:pPr>
       <w:r>
         <w:t xml:space="preserve"/>
@@ -3271,7 +3317,7 @@
                 <w:sz w:val="20"/>
                 <w:szCs w:val="20"/>
               </w:rPr>
-              <w:t xml:space="preserve">[17]</w:t>
+              <w:t xml:space="preserve">[18]</w:t>
             </w:r>
           </w:p>
           <w:p>
@@ -3296,7 +3342,7 @@
                 <w:sz w:val="18"/>
                 <w:szCs w:val="18"/>
               </w:rPr>
-              <w:t xml:space="preserve">tACS / Binaural Beats</w:t>
+              <w:t xml:space="preserve">tDCS — Depression</w:t>
             </w:r>
           </w:p>
           <w:p>
@@ -3312,7 +3358,7 @@
                 <w:sz w:val="16"/>
                 <w:szCs w:val="16"/>
               </w:rPr>
-              <w:t xml:space="preserve">RCT · n=31 · 5-arm · placebo-controlled</w:t>
+              <w:t xml:space="preserve">Meta-analysis · 2024</w:t>
             </w:r>
           </w:p>
         </w:tc>
@@ -3343,14 +3389,14 @@
                 <w:sz w:val="19"/>
                 <w:szCs w:val="19"/>
               </w:rPr>
-              <w:t xml:space="preserve">Rakhshan V, Hassani-Abharian P, Joghataei M, et al. Effects of the Alpha, Beta, and Gamma Binaural Beat Brain Stimulation and Short-Term Training on Working Memory: A Within-Subject Randomized Placebo-Controlled Clinical Trial. Biomed Res Int. 2022;2022:8588272. doi: 10.1155/2022/8588272.</w:t>
+              <w:t xml:space="preserve">Wang J, Yao X, Ji Y, Li H. Cognitive potency and safety of tDCS treatment for major depressive disorder: a systematic review and meta-analysis. Front Hum Neurosci. 2024;18:1458295. doi: 10.3389/fnhum.2024.1458295.</w:t>
             </w:r>
           </w:p>
           <w:p>
             <w:pPr>
               <w:spacing w:after="40" w:before="0"/>
             </w:pPr>
-            <w:hyperlink w:history="1" r:id="rIdl_de90plgrxsq1rxmactr">
+            <w:hyperlink w:history="1" r:id="rIdmrdgmgmmmcxpo6phh3myo">
               <w:r>
                 <w:rPr>
                   <w:rStyle w:val="Hyperlink"/>
@@ -3358,7 +3404,7 @@
                   <w:sz w:val="17"/>
                   <w:szCs w:val="17"/>
                 </w:rPr>
-                <w:t xml:space="preserve">https://www.ncbi.nlm.nih.gov/pmc/articles/PMC9153928/</w:t>
+                <w:t xml:space="preserve">https://www.ncbi.nlm.nih.gov/pmc/articles/PMC11439710/</w:t>
               </w:r>
             </w:hyperlink>
           </w:p>
@@ -3384,7 +3430,7 @@
                 <w:sz w:val="19"/>
                 <w:szCs w:val="19"/>
               </w:rPr>
-              <w:t xml:space="preserve">31 healthy subjects, 5-arm crossover RCT (10Hz, 16Hz, 40Hz binaural beats vs pure tone and silence). 8-minute alpha-band (10Hz) entrainment produced slight enhancement in visuospatial working memory. Short-term training improved cognitive parameters across all groups. Frequency specificity confirmed. NeuroPulse relevance: directly validates the NeuroPulse audio entrainment module's 10Hz alpha protocol for memory support.</w:t>
+              <w:t xml:space="preserve">Systematic review and meta-analysis, tDCS in MDD. Well-established antidepressant benefits confirmed. Additionally: tDCS improves cognitive function in MDD patients (attention, memory, executive function) beyond symptom reduction. DLPFC anodal tDCS is the standard effective protocol. NeuroPulse relevance: tDCS is effective for both depression AND the cognitive deficits that accompany it — two conditions in the primary target demographic.</w:t>
             </w:r>
           </w:p>
         </w:tc>
@@ -3401,36 +3447,6 @@
     <w:p>
       <w:pPr>
         <w:spacing w:after="0" w:before="80"/>
-      </w:pPr>
-      <w:r>
-        <w:t xml:space="preserve"/>
-      </w:r>
-    </w:p>
-    <w:p>
-      <w:r>
-        <w:br w:type="page"/>
-      </w:r>
-    </w:p>
-    <w:p>
-      <w:pPr>
-        <w:pStyle w:val="Heading2"/>
-        <w:spacing w:after="120" w:before="300"/>
-      </w:pPr>
-      <w:r>
-        <w:rPr>
-          <w:rFonts w:ascii="Arial" w:cs="Arial" w:eastAsia="Arial" w:hAnsi="Arial"/>
-          <w:b/>
-          <w:bCs/>
-          <w:color w:val="534AB7"/>
-          <w:sz w:val="26"/>
-          <w:szCs w:val="26"/>
-        </w:rPr>
-        <w:t xml:space="preserve">F. Cortical Priming Stimulation (tDCS)</w:t>
-      </w:r>
-    </w:p>
-    <w:p>
-      <w:pPr>
-        <w:spacing w:after="0" w:before="60"/>
       </w:pPr>
       <w:r>
         <w:t xml:space="preserve"/>
@@ -3480,7 +3496,7 @@
                 <w:sz w:val="20"/>
                 <w:szCs w:val="20"/>
               </w:rPr>
-              <w:t xml:space="preserve">[18]</w:t>
+              <w:t xml:space="preserve">[19]</w:t>
             </w:r>
           </w:p>
           <w:p>
@@ -3505,7 +3521,7 @@
                 <w:sz w:val="18"/>
                 <w:szCs w:val="18"/>
               </w:rPr>
-              <w:t xml:space="preserve">tDCS — Depression</w:t>
+              <w:t xml:space="preserve">tDCS — Transdiagnostic</w:t>
             </w:r>
           </w:p>
           <w:p>
@@ -3521,7 +3537,7 @@
                 <w:sz w:val="16"/>
                 <w:szCs w:val="16"/>
               </w:rPr>
-              <w:t xml:space="preserve">Meta-analysis · 2024</w:t>
+              <w:t xml:space="preserve">Meta-analysis · 56 RCTs</w:t>
             </w:r>
           </w:p>
         </w:tc>
@@ -3552,14 +3568,14 @@
                 <w:sz w:val="19"/>
                 <w:szCs w:val="19"/>
               </w:rPr>
-              <w:t xml:space="preserve">Wang J, Yao X, Ji Y, Li H. Cognitive potency and safety of tDCS treatment for major depressive disorder: a systematic review and meta-analysis. Front Hum Neurosci. 2024;18:1458295. doi: 10.3389/fnhum.2024.1458295.</w:t>
+              <w:t xml:space="preserve">Zheng EZ, Wong NML, Yang ASY, Lee TMC. Evaluating the effects of tDCS on depressive and anxiety symptoms from a transdiagnostic perspective: a systematic review and meta-analysis of randomized controlled trials. Transl Psychiatry. 2024;14:289. doi: 10.1038/s41398-024-03003-w.</w:t>
             </w:r>
           </w:p>
           <w:p>
             <w:pPr>
               <w:spacing w:after="40" w:before="0"/>
             </w:pPr>
-            <w:hyperlink w:history="1" r:id="rIdmrdgmgmmmcxpo6phh3myo">
+            <w:hyperlink w:history="1" r:id="rIdn3u9tvvtvdwdrbpefqyfk">
               <w:r>
                 <w:rPr>
                   <w:rStyle w:val="Hyperlink"/>
@@ -3567,7 +3583,7 @@
                   <w:sz w:val="17"/>
                   <w:szCs w:val="17"/>
                 </w:rPr>
-                <w:t xml:space="preserve">https://www.ncbi.nlm.nih.gov/pmc/articles/PMC11439710/</w:t>
+                <w:t xml:space="preserve">https://www.ncbi.nlm.nih.gov/pmc/articles/PMC11258305/</w:t>
               </w:r>
             </w:hyperlink>
           </w:p>
@@ -3593,7 +3609,7 @@
                 <w:sz w:val="19"/>
                 <w:szCs w:val="19"/>
               </w:rPr>
-              <w:t xml:space="preserve">Systematic review and meta-analysis, tDCS in MDD. Well-established antidepressant benefits confirmed. Additionally: tDCS improves cognitive function in MDD patients (attention, memory, executive function) beyond symptom reduction. DLPFC anodal tDCS is the standard effective protocol. NeuroPulse relevance: tDCS is effective for both depression AND the cognitive deficits that accompany it — two conditions in the primary target demographic.</w:t>
+              <w:t xml:space="preserve">56 RCTs of repeated tDCS sessions with parallel design, transdiagnostic depression and anxiety. tDCS significantly reduced both depressive and anxiety symptoms across diverse clinical conditions. Medium effect size. Findings extend tDCS benefit beyond MDD to anxiety disorders, cancer patients, chronic pain — broadening the indication landscape for NeuroPulse's tDCS module.</w:t>
             </w:r>
           </w:p>
         </w:tc>
@@ -3659,7 +3675,7 @@
                 <w:sz w:val="20"/>
                 <w:szCs w:val="20"/>
               </w:rPr>
-              <w:t xml:space="preserve">[19]</w:t>
+              <w:t xml:space="preserve">[20]</w:t>
             </w:r>
           </w:p>
           <w:p>
@@ -3684,7 +3700,7 @@
                 <w:sz w:val="18"/>
                 <w:szCs w:val="18"/>
               </w:rPr>
-              <w:t xml:space="preserve">tDCS — Transdiagnostic</w:t>
+              <w:t xml:space="preserve">tDCS — HD-tDCS Depression</w:t>
             </w:r>
           </w:p>
           <w:p>
@@ -3700,7 +3716,7 @@
                 <w:sz w:val="16"/>
                 <w:szCs w:val="16"/>
               </w:rPr>
-              <w:t xml:space="preserve">Meta-analysis · 56 RCTs</w:t>
+              <w:t xml:space="preserve">RCT · n=71 · UCLA · JAMA Network Open 2025</w:t>
             </w:r>
           </w:p>
         </w:tc>
@@ -3731,14 +3747,14 @@
                 <w:sz w:val="19"/>
                 <w:szCs w:val="19"/>
               </w:rPr>
-              <w:t xml:space="preserve">Zheng EZ, Wong NML, Yang ASY, Lee TMC. Evaluating the effects of tDCS on depressive and anxiety symptoms from a transdiagnostic perspective: a systematic review and meta-analysis of randomized controlled trials. Transl Psychiatry. 2024;14:289. doi: 10.1038/s41398-024-03003-w.</w:t>
+              <w:t xml:space="preserve">Jog MA, Norris V, Pfeiffer P, et al. Personalized High-Definition Transcranial Direct Current Stimulation for the Treatment of Depression. JAMA Netw Open. 2025;8(9):e2531189. doi: 10.1001/jamanetworkopen.2025.31189.</w:t>
             </w:r>
           </w:p>
           <w:p>
             <w:pPr>
               <w:spacing w:after="40" w:before="0"/>
             </w:pPr>
-            <w:hyperlink w:history="1" r:id="rIdn3u9tvvtvdwdrbpefqyfk">
+            <w:hyperlink w:history="1" r:id="rId6mcefe2xc9mbvzpwcjrkm">
               <w:r>
                 <w:rPr>
                   <w:rStyle w:val="Hyperlink"/>
@@ -3746,7 +3762,7 @@
                   <w:sz w:val="17"/>
                   <w:szCs w:val="17"/>
                 </w:rPr>
-                <w:t xml:space="preserve">https://www.ncbi.nlm.nih.gov/pmc/articles/PMC11258305/</w:t>
+                <w:t xml:space="preserve">https://www.ncbi.nlm.nih.gov/pmc/articles/PMC12426800/</w:t>
               </w:r>
             </w:hyperlink>
           </w:p>
@@ -3772,7 +3788,7 @@
                 <w:sz w:val="19"/>
                 <w:szCs w:val="19"/>
               </w:rPr>
-              <w:t xml:space="preserve">56 RCTs of repeated tDCS sessions with parallel design, transdiagnostic depression and anxiety. tDCS significantly reduced both depressive and anxiety symptoms across diverse clinical conditions. Medium effect size. Findings extend tDCS benefit beyond MDD to anxiety disorders, cancer patients, chronic pain — broadening the indication landscape for NeuroPulse's tDCS module.</w:t>
+              <w:t xml:space="preserve">71 participants with moderate-severe depression, 12 consecutive days personalized left DLPFC HD-tDCS vs sham. Active HD-tDCS produced statistically significant mood improvement. HD-tDCS provides more focal targeting than conventional tDCS. This trial directly validates NeuroPulse Pro's HD-tDCS pattern capability, and confirms the DLPFC targeting rationale used in NeuroPulse's cortical priming stimulation protocols.</w:t>
             </w:r>
           </w:p>
         </w:tc>
@@ -3838,7 +3854,7 @@
                 <w:sz w:val="20"/>
                 <w:szCs w:val="20"/>
               </w:rPr>
-              <w:t xml:space="preserve">[20]</w:t>
+              <w:t xml:space="preserve">[21]</w:t>
             </w:r>
           </w:p>
           <w:p>
@@ -3863,7 +3879,7 @@
                 <w:sz w:val="18"/>
                 <w:szCs w:val="18"/>
               </w:rPr>
-              <w:t xml:space="preserve">tDCS — HD-tDCS Depression</w:t>
+              <w:t xml:space="preserve">tDCS + TMS Combined</w:t>
             </w:r>
           </w:p>
           <w:p>
@@ -3879,7 +3895,7 @@
                 <w:sz w:val="16"/>
                 <w:szCs w:val="16"/>
               </w:rPr>
-              <w:t xml:space="preserve">RCT · n=71 · UCLA · JAMA Network Open 2025</w:t>
+              <w:t xml:space="preserve">RCT · n=240 · 4-arm · JAMA Network Open</w:t>
             </w:r>
           </w:p>
         </w:tc>
@@ -3910,14 +3926,14 @@
                 <w:sz w:val="19"/>
                 <w:szCs w:val="19"/>
               </w:rPr>
-              <w:t xml:space="preserve">Jog MA, Norris V, Pfeiffer P, et al. Personalized High-Definition Transcranial Direct Current Stimulation for the Treatment of Depression. JAMA Netw Open. 2025;8(9):e2531189. doi: 10.1001/jamanetworkopen.2025.31189.</w:t>
+              <w:t xml:space="preserve">Ji S, Guo Y, Liu Y, et al. Transcranial Direct Current Stimulation Combined With Repetitive Transcranial Magnetic Stimulation for Depression: A Randomized Clinical Trial. JAMA Netw Open. 2024;7(11):e2440888. doi: 10.1001/jamanetworkopen.2024.40888.</w:t>
             </w:r>
           </w:p>
           <w:p>
             <w:pPr>
               <w:spacing w:after="40" w:before="0"/>
             </w:pPr>
-            <w:hyperlink w:history="1" r:id="rId6mcefe2xc9mbvzpwcjrkm">
+            <w:hyperlink w:history="1" r:id="rId4qwio_137kycpeam61cjk">
               <w:r>
                 <w:rPr>
                   <w:rStyle w:val="Hyperlink"/>
@@ -3925,7 +3941,7 @@
                   <w:sz w:val="17"/>
                   <w:szCs w:val="17"/>
                 </w:rPr>
-                <w:t xml:space="preserve">https://www.ncbi.nlm.nih.gov/pmc/articles/PMC12426800/</w:t>
+                <w:t xml:space="preserve">https://www.ncbi.nlm.nih.gov/pmc/articles/PMC11561687/</w:t>
               </w:r>
             </w:hyperlink>
           </w:p>
@@ -3951,7 +3967,7 @@
                 <w:sz w:val="19"/>
                 <w:szCs w:val="19"/>
               </w:rPr>
-              <w:t xml:space="preserve">71 participants with moderate-severe depression, 12 consecutive days personalized left DLPFC HD-tDCS vs sham. Active HD-tDCS produced statistically significant mood improvement. HD-tDCS provides more focal targeting than conventional tDCS. This trial directly validates NeuroPulse Pro's HD-tDCS pattern capability, and confirms the DLPFC targeting rationale used in NeuroPulse's cortical priming stimulation protocols.</w:t>
+              <w:t xml:space="preserve">240 depression patients, 4-arm RCT: tDCS+rTMS vs each alone vs double-sham. Active tDCS + active rTMS produced significantly greater HDRS-24 reduction than either alone or sham after 2 weeks. Combination was more effective with comparable safety. Directly validates NeuroPulse Pro's most important combination protocol: tDCS priming followed by TMS amplifies neuroplasticity beyond either modality alone.</w:t>
             </w:r>
           </w:p>
         </w:tc>
@@ -3968,6 +3984,36 @@
     <w:p>
       <w:pPr>
         <w:spacing w:after="0" w:before="80"/>
+      </w:pPr>
+      <w:r>
+        <w:t xml:space="preserve"/>
+      </w:r>
+    </w:p>
+    <w:p>
+      <w:r>
+        <w:br w:type="page"/>
+      </w:r>
+    </w:p>
+    <w:p>
+      <w:pPr>
+        <w:pStyle w:val="Heading2"/>
+        <w:spacing w:after="120" w:before="300"/>
+      </w:pPr>
+      <w:r>
+        <w:rPr>
+          <w:rFonts w:ascii="Arial" w:cs="Arial" w:eastAsia="Arial" w:hAnsi="Arial"/>
+          <w:b/>
+          <w:bCs/>
+          <w:color w:val="534AB7"/>
+          <w:sz w:val="26"/>
+          <w:szCs w:val="26"/>
+        </w:rPr>
+        <w:t xml:space="preserve">G. Transcranial Magnetic Stimulation (TMS/rTMS)</w:t>
+      </w:r>
+    </w:p>
+    <w:p>
+      <w:pPr>
+        <w:spacing w:after="0" w:before="60"/>
       </w:pPr>
       <w:r>
         <w:t xml:space="preserve"/>
@@ -4017,7 +4063,7 @@
                 <w:sz w:val="20"/>
                 <w:szCs w:val="20"/>
               </w:rPr>
-              <w:t xml:space="preserve">[21]</w:t>
+              <w:t xml:space="preserve">[22]</w:t>
             </w:r>
           </w:p>
           <w:p>
@@ -4042,7 +4088,7 @@
                 <w:sz w:val="18"/>
                 <w:szCs w:val="18"/>
               </w:rPr>
-              <w:t xml:space="preserve">tDCS + TMS Combined</w:t>
+              <w:t xml:space="preserve">TMS — Depression</w:t>
             </w:r>
           </w:p>
           <w:p>
@@ -4058,7 +4104,7 @@
                 <w:sz w:val="16"/>
                 <w:szCs w:val="16"/>
               </w:rPr>
-              <w:t xml:space="preserve">RCT · n=240 · 4-arm · JAMA Network Open</w:t>
+              <w:t xml:space="preserve">FDA pivotal RCT · n=301 · multisite</w:t>
             </w:r>
           </w:p>
         </w:tc>
@@ -4089,14 +4135,14 @@
                 <w:sz w:val="19"/>
                 <w:szCs w:val="19"/>
               </w:rPr>
-              <w:t xml:space="preserve">Ji S, Guo Y, Liu Y, et al. Transcranial Direct Current Stimulation Combined With Repetitive Transcranial Magnetic Stimulation for Depression: A Randomized Clinical Trial. JAMA Netw Open. 2024;7(11):e2440888. doi: 10.1001/jamanetworkopen.2024.40888.</w:t>
+              <w:t xml:space="preserve">O'Reardon JP, Solvason HB, Janicak PG, et al. Efficacy and safety of transcranial magnetic stimulation in the acute treatment of major depression: a multisite randomized controlled trial. Biol Psychiatry. 2007;62(11):1208-1216. doi: 10.1016/j.biopsych.2007.01.018.</w:t>
             </w:r>
           </w:p>
           <w:p>
             <w:pPr>
               <w:spacing w:after="40" w:before="0"/>
             </w:pPr>
-            <w:hyperlink w:history="1" r:id="rId4qwio_137kycpeam61cjk">
+            <w:hyperlink w:history="1" r:id="rIdmi9ezco3lyyjtw7-bly9x">
               <w:r>
                 <w:rPr>
                   <w:rStyle w:val="Hyperlink"/>
@@ -4104,7 +4150,7 @@
                   <w:sz w:val="17"/>
                   <w:szCs w:val="17"/>
                 </w:rPr>
-                <w:t xml:space="preserve">https://www.ncbi.nlm.nih.gov/pmc/articles/PMC11561687/</w:t>
+                <w:t xml:space="preserve">https://pubmed.ncbi.nlm.nih.gov/17573044/</w:t>
               </w:r>
             </w:hyperlink>
           </w:p>
@@ -4130,7 +4176,7 @@
                 <w:sz w:val="19"/>
                 <w:szCs w:val="19"/>
               </w:rPr>
-              <w:t xml:space="preserve">240 depression patients, 4-arm RCT: tDCS+rTMS vs each alone vs double-sham. Active tDCS + active rTMS produced significantly greater HDRS-24 reduction than either alone or sham after 2 weeks. Combination was more effective with comparable safety. Directly validates NeuroPulse Pro's most important combination protocol: tDCS priming followed by TMS amplifies neuroplasticity beyond either modality alone.</w:t>
+              <w:t xml:space="preserve">301 medication-free patients with treatment-resistant MDD, randomized 10Hz left DLPFC TMS vs sham, 4-6 weeks. Primary endpoint (MADRS) narrowly missed significance (p=0.057) but secondary HDRS measures showed significant improvement. This was the FDA pivotal trial leading to first TMS clearance for depression in 2008. Establishes the predicate for NeuroPulse Pro's TMS module regulatory pathway — cleared for the same indication.</w:t>
             </w:r>
           </w:p>
         </w:tc>
@@ -4147,36 +4193,6 @@
     <w:p>
       <w:pPr>
         <w:spacing w:after="0" w:before="80"/>
-      </w:pPr>
-      <w:r>
-        <w:t xml:space="preserve"/>
-      </w:r>
-    </w:p>
-    <w:p>
-      <w:r>
-        <w:br w:type="page"/>
-      </w:r>
-    </w:p>
-    <w:p>
-      <w:pPr>
-        <w:pStyle w:val="Heading2"/>
-        <w:spacing w:after="120" w:before="300"/>
-      </w:pPr>
-      <w:r>
-        <w:rPr>
-          <w:rFonts w:ascii="Arial" w:cs="Arial" w:eastAsia="Arial" w:hAnsi="Arial"/>
-          <w:b/>
-          <w:bCs/>
-          <w:color w:val="534AB7"/>
-          <w:sz w:val="26"/>
-          <w:szCs w:val="26"/>
-        </w:rPr>
-        <w:t xml:space="preserve">G. Transcranial Magnetic Stimulation (TMS/rTMS)</w:t>
-      </w:r>
-    </w:p>
-    <w:p>
-      <w:pPr>
-        <w:spacing w:after="0" w:before="60"/>
       </w:pPr>
       <w:r>
         <w:t xml:space="preserve"/>
@@ -4226,7 +4242,7 @@
                 <w:sz w:val="20"/>
                 <w:szCs w:val="20"/>
               </w:rPr>
-              <w:t xml:space="preserve">[22]</w:t>
+              <w:t xml:space="preserve">[23]</w:t>
             </w:r>
           </w:p>
           <w:p>
@@ -4267,7 +4283,7 @@
                 <w:sz w:val="16"/>
                 <w:szCs w:val="16"/>
               </w:rPr>
-              <w:t xml:space="preserve">FDA pivotal RCT · n=301 · multisite</w:t>
+              <w:t xml:space="preserve">Consensus · Clinical TMS Society</w:t>
             </w:r>
           </w:p>
         </w:tc>
@@ -4298,14 +4314,14 @@
                 <w:sz w:val="19"/>
                 <w:szCs w:val="19"/>
               </w:rPr>
-              <w:t xml:space="preserve">O'Reardon JP, Solvason HB, Janicak PG, et al. Efficacy and safety of transcranial magnetic stimulation in the acute treatment of major depression: a multisite randomized controlled trial. Biol Psychiatry. 2007;62(11):1208-1216. doi: 10.1016/j.biopsych.2007.01.018.</w:t>
+              <w:t xml:space="preserve">McClintock SM, Reti IM, Carpenter LL, et al. Consensus Recommendations for the Clinical Application of Repetitive Transcranial Magnetic Stimulation (rTMS) in the Treatment of Depression. J Clin Psychiatry. 2018;79(1):16cs10905. doi: 10.4088/JCP.16cs10905.</w:t>
             </w:r>
           </w:p>
           <w:p>
             <w:pPr>
               <w:spacing w:after="40" w:before="0"/>
             </w:pPr>
-            <w:hyperlink w:history="1" r:id="rIdmi9ezco3lyyjtw7-bly9x">
+            <w:hyperlink w:history="1" r:id="rId7h8i1zkt5t_jx5dzonfem">
               <w:r>
                 <w:rPr>
                   <w:rStyle w:val="Hyperlink"/>
@@ -4313,7 +4329,7 @@
                   <w:sz w:val="17"/>
                   <w:szCs w:val="17"/>
                 </w:rPr>
-                <w:t xml:space="preserve">https://pubmed.ncbi.nlm.nih.gov/17573044/</w:t>
+                <w:t xml:space="preserve">https://pubmed.ncbi.nlm.nih.gov/28541649/</w:t>
               </w:r>
             </w:hyperlink>
           </w:p>
@@ -4339,7 +4355,7 @@
                 <w:sz w:val="19"/>
                 <w:szCs w:val="19"/>
               </w:rPr>
-              <w:t xml:space="preserve">301 medication-free patients with treatment-resistant MDD, randomized 10Hz left DLPFC TMS vs sham, 4-6 weeks. Primary endpoint (MADRS) narrowly missed significance (p=0.057) but secondary HDRS measures showed significant improvement. This was the FDA pivotal trial leading to first TMS clearance for depression in 2008. Establishes the predicate for NeuroPulse Pro's TMS module regulatory pathway — cleared for the same indication.</w:t>
+              <w:t xml:space="preserve">Expert consensus recommendations from the Clinical TMS Society. Response rates: 50-55% with full treatment course; remission 30-35%. rTMS demonstrates efficacy across multiple depression presentations including treatment-resistant cases. Maintenance protocols recommended. NeuroPulse relevance: establishes that TMS Tier 2 clinical market is large (&gt;1M patients eligible in US) and reimbursable (CPT 90867-90869).</w:t>
             </w:r>
           </w:p>
         </w:tc>
@@ -4356,6 +4372,36 @@
     <w:p>
       <w:pPr>
         <w:spacing w:after="0" w:before="80"/>
+      </w:pPr>
+      <w:r>
+        <w:t xml:space="preserve"/>
+      </w:r>
+    </w:p>
+    <w:p>
+      <w:r>
+        <w:br w:type="page"/>
+      </w:r>
+    </w:p>
+    <w:p>
+      <w:pPr>
+        <w:pStyle w:val="Heading2"/>
+        <w:spacing w:after="120" w:before="300"/>
+      </w:pPr>
+      <w:r>
+        <w:rPr>
+          <w:rFonts w:ascii="Arial" w:cs="Arial" w:eastAsia="Arial" w:hAnsi="Arial"/>
+          <w:b/>
+          <w:bCs/>
+          <w:color w:val="534AB7"/>
+          <w:sz w:val="26"/>
+          <w:szCs w:val="26"/>
+        </w:rPr>
+        <w:t xml:space="preserve">H. Vagus Nerve Stimulation (Transcutaneous Auricular — taVNS)</w:t>
+      </w:r>
+    </w:p>
+    <w:p>
+      <w:pPr>
+        <w:spacing w:after="0" w:before="60"/>
       </w:pPr>
       <w:r>
         <w:t xml:space="preserve"/>
@@ -4405,7 +4451,7 @@
                 <w:sz w:val="20"/>
                 <w:szCs w:val="20"/>
               </w:rPr>
-              <w:t xml:space="preserve">[23]</w:t>
+              <w:t xml:space="preserve">[24]</w:t>
             </w:r>
           </w:p>
           <w:p>
@@ -4430,7 +4476,7 @@
                 <w:sz w:val="18"/>
                 <w:szCs w:val="18"/>
               </w:rPr>
-              <w:t xml:space="preserve">TMS — Depression</w:t>
+              <w:t xml:space="preserve">taVNS — Scoping Review</w:t>
             </w:r>
           </w:p>
           <w:p>
@@ -4446,7 +4492,7 @@
                 <w:sz w:val="16"/>
                 <w:szCs w:val="16"/>
               </w:rPr>
-              <w:t xml:space="preserve">Consensus · Clinical TMS Society</w:t>
+              <w:t xml:space="preserve">Scoping review · n=3231 · 109 studies</w:t>
             </w:r>
           </w:p>
         </w:tc>
@@ -4477,14 +4523,14 @@
                 <w:sz w:val="19"/>
                 <w:szCs w:val="19"/>
               </w:rPr>
-              <w:t xml:space="preserve">McClintock SM, Reti IM, Carpenter LL, et al. Consensus Recommendations for the Clinical Application of Repetitive Transcranial Magnetic Stimulation (rTMS) in the Treatment of Depression. J Clin Psychiatry. 2018;79(1):16cs10905. doi: 10.4088/JCP.16cs10905.</w:t>
+              <w:t xml:space="preserve">Redgrave J, Day D, Leung H, et al. Clinical application of transcutaneous auricular vagus nerve stimulation: a scoping review. Disabil Rehabil. 2024;46(25):5730-5760. doi: 10.1080/09638288.2024.2313123.</w:t>
             </w:r>
           </w:p>
           <w:p>
             <w:pPr>
               <w:spacing w:after="40" w:before="0"/>
             </w:pPr>
-            <w:hyperlink w:history="1" r:id="rId7h8i1zkt5t_jx5dzonfem">
+            <w:hyperlink w:history="1" r:id="rIdzdel12e6tobspyaw5z8c_">
               <w:r>
                 <w:rPr>
                   <w:rStyle w:val="Hyperlink"/>
@@ -4492,7 +4538,7 @@
                   <w:sz w:val="17"/>
                   <w:szCs w:val="17"/>
                 </w:rPr>
-                <w:t xml:space="preserve">https://pubmed.ncbi.nlm.nih.gov/28541649/</w:t>
+                <w:t xml:space="preserve">https://www.tandfonline.com/doi/full/10.1080/09638288.2024.2313123</w:t>
               </w:r>
             </w:hyperlink>
           </w:p>
@@ -4518,7 +4564,7 @@
                 <w:sz w:val="19"/>
                 <w:szCs w:val="19"/>
               </w:rPr>
-              <w:t xml:space="preserve">Expert consensus recommendations from the Clinical TMS Society. Response rates: 50-55% with full treatment course; remission 30-35%. rTMS demonstrates efficacy across multiple depression presentations including treatment-resistant cases. Maintenance protocols recommended. NeuroPulse relevance: establishes that TMS Tier 2 clinical market is large (&gt;1M patients eligible in US) and reimbursable (CPT 90867-90869).</w:t>
+              <w:t xml:space="preserve">109 studies (2214 active taVNS, 1017 sham taVNS participants) across 21 clinical populations. taVNS shows therapeutic effect across depression, epilepsy, stroke, tinnitus, chronic pain, cognition, and cardiac disorders. Key parameters: 1-4 mA, 20-25 Hz, 200-500µs pulse width most used. NeuroPulse relevance: comprehensive evidence map showing auricular VNS at NeuroPulse's specified parameters (1-25Hz, ≤2mA) is the clinically validated approach across multiple indications.</w:t>
             </w:r>
           </w:p>
         </w:tc>
@@ -4535,36 +4581,6 @@
     <w:p>
       <w:pPr>
         <w:spacing w:after="0" w:before="80"/>
-      </w:pPr>
-      <w:r>
-        <w:t xml:space="preserve"/>
-      </w:r>
-    </w:p>
-    <w:p>
-      <w:r>
-        <w:br w:type="page"/>
-      </w:r>
-    </w:p>
-    <w:p>
-      <w:pPr>
-        <w:pStyle w:val="Heading2"/>
-        <w:spacing w:after="120" w:before="300"/>
-      </w:pPr>
-      <w:r>
-        <w:rPr>
-          <w:rFonts w:ascii="Arial" w:cs="Arial" w:eastAsia="Arial" w:hAnsi="Arial"/>
-          <w:b/>
-          <w:bCs/>
-          <w:color w:val="534AB7"/>
-          <w:sz w:val="26"/>
-          <w:szCs w:val="26"/>
-        </w:rPr>
-        <w:t xml:space="preserve">H. Vagus Nerve Stimulation (Transcutaneous Auricular — taVNS)</w:t>
-      </w:r>
-    </w:p>
-    <w:p>
-      <w:pPr>
-        <w:spacing w:after="0" w:before="60"/>
       </w:pPr>
       <w:r>
         <w:t xml:space="preserve"/>
@@ -4614,7 +4630,7 @@
                 <w:sz w:val="20"/>
                 <w:szCs w:val="20"/>
               </w:rPr>
-              <w:t xml:space="preserve">[24]</w:t>
+              <w:t xml:space="preserve">[25]</w:t>
             </w:r>
           </w:p>
           <w:p>
@@ -4639,7 +4655,7 @@
                 <w:sz w:val="18"/>
                 <w:szCs w:val="18"/>
               </w:rPr>
-              <w:t xml:space="preserve">taVNS — Scoping Review</w:t>
+              <w:t xml:space="preserve">taVNS — Epilepsy</w:t>
             </w:r>
           </w:p>
           <w:p>
@@ -4655,7 +4671,7 @@
                 <w:sz w:val="16"/>
                 <w:szCs w:val="16"/>
               </w:rPr>
-              <w:t xml:space="preserve">Scoping review · n=3231 · 109 studies</w:t>
+              <w:t xml:space="preserve">RCT · n=150 · double-blind</w:t>
             </w:r>
           </w:p>
         </w:tc>
@@ -4686,14 +4702,14 @@
                 <w:sz w:val="19"/>
                 <w:szCs w:val="19"/>
               </w:rPr>
-              <w:t xml:space="preserve">Redgrave J, Day D, Leung H, et al. Clinical application of transcutaneous auricular vagus nerve stimulation: a scoping review. Disabil Rehabil. 2024;46(25):5730-5760. doi: 10.1080/09638288.2024.2313123.</w:t>
+              <w:t xml:space="preserve">Shu Y, Zhang J, Huang Y, et al. Transcutaneous auricular vagus nerve stimulation for treatment of drug-resistant epilepsy: a randomized, double-blind clinical trial. Seizure. 2023. doi: 10.1016/j.seizure.2023.01.002.</w:t>
             </w:r>
           </w:p>
           <w:p>
             <w:pPr>
               <w:spacing w:after="40" w:before="0"/>
             </w:pPr>
-            <w:hyperlink w:history="1" r:id="rIdzdel12e6tobspyaw5z8c_">
+            <w:hyperlink w:history="1" r:id="rIdjusbx48-hnmpshzxju5be">
               <w:r>
                 <w:rPr>
                   <w:rStyle w:val="Hyperlink"/>
@@ -4701,7 +4717,7 @@
                   <w:sz w:val="17"/>
                   <w:szCs w:val="17"/>
                 </w:rPr>
-                <w:t xml:space="preserve">https://www.tandfonline.com/doi/full/10.1080/09638288.2024.2313123</w:t>
+                <w:t xml:space="preserve">https://www.sciencedirect.com/science/article/pii/S1878747923000223</w:t>
               </w:r>
             </w:hyperlink>
           </w:p>
@@ -4727,7 +4743,7 @@
                 <w:sz w:val="19"/>
                 <w:szCs w:val="19"/>
               </w:rPr>
-              <w:t xml:space="preserve">109 studies (2214 active taVNS, 1017 sham taVNS participants) across 21 clinical populations. taVNS shows therapeutic effect across depression, epilepsy, stroke, tinnitus, chronic pain, cognition, and cardiac disorders. Key parameters: 1-4 mA, 20-25 Hz, 200-500µs pulse width most used. NeuroPulse relevance: comprehensive evidence map showing auricular VNS at NeuroPulse's specified parameters (1-25Hz, ≤2mA) is the clinically validated approach across multiple indications.</w:t>
+              <w:t xml:space="preserve">150 drug-resistant epilepsy patients randomized taVNS vs sham, 20 weeks. At 20 weeks: responder rate (&gt;50% seizure reduction) significantly higher in active group. Active group showed significant relative reduction in seizure frequency vs control. Anxiety and depression scales also improved. Largest taVNS RCT in epilepsy. Validates NeuroPulse's auricular VNS safety profile and clinical efficacy.</w:t>
             </w:r>
           </w:p>
         </w:tc>
@@ -4793,7 +4809,7 @@
                 <w:sz w:val="20"/>
                 <w:szCs w:val="20"/>
               </w:rPr>
-              <w:t xml:space="preserve">[25]</w:t>
+              <w:t xml:space="preserve">[26]</w:t>
             </w:r>
           </w:p>
           <w:p>
@@ -4818,7 +4834,7 @@
                 <w:sz w:val="18"/>
                 <w:szCs w:val="18"/>
               </w:rPr>
-              <w:t xml:space="preserve">taVNS — Epilepsy</w:t>
+              <w:t xml:space="preserve">taVNS — Depression</w:t>
             </w:r>
           </w:p>
           <w:p>
@@ -4834,7 +4850,7 @@
                 <w:sz w:val="16"/>
                 <w:szCs w:val="16"/>
               </w:rPr>
-              <w:t xml:space="preserve">RCT · n=150 · double-blind</w:t>
+              <w:t xml:space="preserve">Open label pilot</w:t>
             </w:r>
           </w:p>
         </w:tc>
@@ -4865,14 +4881,14 @@
                 <w:sz w:val="19"/>
                 <w:szCs w:val="19"/>
               </w:rPr>
-              <w:t xml:space="preserve">Shu Y, Zhang J, Huang Y, et al. Transcutaneous auricular vagus nerve stimulation for treatment of drug-resistant epilepsy: a randomized, double-blind clinical trial. Seizure. 2023. doi: 10.1016/j.seizure.2023.01.002.</w:t>
+              <w:t xml:space="preserve">Austelle CW, O'Leary GH, Thompson S, et al. Accelerated Transcutaneous Auricular Vagus Nerve Stimulation for Inpatient Depression and Anxiety: The iWAVE Open Label Pilot Trial. Neuromodulation. 2025. doi: 10.1016/j.neurom.2025.01.007.</w:t>
             </w:r>
           </w:p>
           <w:p>
             <w:pPr>
               <w:spacing w:after="40" w:before="0"/>
             </w:pPr>
-            <w:hyperlink w:history="1" r:id="rIdjusbx48-hnmpshzxju5be">
+            <w:hyperlink w:history="1" r:id="rIdfb6zp9-u45gbt7rxrg1yp">
               <w:r>
                 <w:rPr>
                   <w:rStyle w:val="Hyperlink"/>
@@ -4880,7 +4896,7 @@
                   <w:sz w:val="17"/>
                   <w:szCs w:val="17"/>
                 </w:rPr>
-                <w:t xml:space="preserve">https://www.sciencedirect.com/science/article/pii/S1878747923000223</w:t>
+                <w:t xml:space="preserve">https://www.neuromodulationjournal.org/article/S1094-7159(25)00032-7/fulltext</w:t>
               </w:r>
             </w:hyperlink>
           </w:p>
@@ -4906,7 +4922,7 @@
                 <w:sz w:val="19"/>
                 <w:szCs w:val="19"/>
               </w:rPr>
-              <w:t xml:space="preserve">150 drug-resistant epilepsy patients randomized taVNS vs sham, 20 weeks. At 20 weeks: responder rate (&gt;50% seizure reduction) significantly higher in active group. Active group showed significant relative reduction in seizure frequency vs control. Anxiety and depression scales also improved. Largest taVNS RCT in epilepsy. Validates NeuroPulse's auricular VNS safety profile and clinical efficacy.</w:t>
+              <w:t xml:space="preserve">Open-label pilot, accelerated taVNS for inpatient MDD/anxiety. taVNS modulates DMN functional connectivity in MDD, with connectivity changes correlated with antidepressant response. Establishes that taVNS affects the same neural circuits (DMN) targeted by NeuroPulse's PBM and tACS protocols — validating the combined multi-modal approach targeting convergent circuits.</w:t>
             </w:r>
           </w:p>
         </w:tc>
@@ -4923,6 +4939,36 @@
     <w:p>
       <w:pPr>
         <w:spacing w:after="0" w:before="80"/>
+      </w:pPr>
+      <w:r>
+        <w:t xml:space="preserve"/>
+      </w:r>
+    </w:p>
+    <w:p>
+      <w:r>
+        <w:br w:type="page"/>
+      </w:r>
+    </w:p>
+    <w:p>
+      <w:pPr>
+        <w:pStyle w:val="Heading2"/>
+        <w:spacing w:after="120" w:before="300"/>
+      </w:pPr>
+      <w:r>
+        <w:rPr>
+          <w:rFonts w:ascii="Arial" w:cs="Arial" w:eastAsia="Arial" w:hAnsi="Arial"/>
+          <w:b/>
+          <w:bCs/>
+          <w:color w:val="534AB7"/>
+          <w:sz w:val="26"/>
+          <w:szCs w:val="26"/>
+        </w:rPr>
+        <w:t xml:space="preserve">I. Neural Audio Entrainment (Binaural Beats / Isochronic Tones)</w:t>
+      </w:r>
+    </w:p>
+    <w:p>
+      <w:pPr>
+        <w:spacing w:after="0" w:before="60"/>
       </w:pPr>
       <w:r>
         <w:t xml:space="preserve"/>
@@ -4972,7 +5018,7 @@
                 <w:sz w:val="20"/>
                 <w:szCs w:val="20"/>
               </w:rPr>
-              <w:t xml:space="preserve">[26]</w:t>
+              <w:t xml:space="preserve">[27]</w:t>
             </w:r>
           </w:p>
           <w:p>
@@ -4997,7 +5043,7 @@
                 <w:sz w:val="18"/>
                 <w:szCs w:val="18"/>
               </w:rPr>
-              <w:t xml:space="preserve">taVNS — Depression</w:t>
+              <w:t xml:space="preserve">Audio Entrainment</w:t>
             </w:r>
           </w:p>
           <w:p>
@@ -5013,7 +5059,7 @@
                 <w:sz w:val="16"/>
                 <w:szCs w:val="16"/>
               </w:rPr>
-              <w:t xml:space="preserve">Open label pilot</w:t>
+              <w:t xml:space="preserve">Systematic review · 2023 · PLoS One</w:t>
             </w:r>
           </w:p>
         </w:tc>
@@ -5044,14 +5090,14 @@
                 <w:sz w:val="19"/>
                 <w:szCs w:val="19"/>
               </w:rPr>
-              <w:t xml:space="preserve">Austelle CW, O'Leary GH, Thompson S, et al. Accelerated Transcutaneous Auricular Vagus Nerve Stimulation for Inpatient Depression and Anxiety: The iWAVE Open Label Pilot Trial. Neuromodulation. 2025. doi: 10.1016/j.neurom.2025.01.007.</w:t>
+              <w:t xml:space="preserve">Ingendoh RM, Posny ES, Heine A. Binaural beats to entrain the brain? A systematic review of the effects of binaural beat stimulation on brain oscillatory activity, and the implications for psychological research and intervention. PLoS One. 2023;18(5):e0286023. doi: 10.1371/journal.pone.0286023.</w:t>
             </w:r>
           </w:p>
           <w:p>
             <w:pPr>
               <w:spacing w:after="40" w:before="0"/>
             </w:pPr>
-            <w:hyperlink w:history="1" r:id="rIdfb6zp9-u45gbt7rxrg1yp">
+            <w:hyperlink w:history="1" r:id="rIdm2wjj4ayzbo5gpbd9sitr">
               <w:r>
                 <w:rPr>
                   <w:rStyle w:val="Hyperlink"/>
@@ -5059,7 +5105,7 @@
                   <w:sz w:val="17"/>
                   <w:szCs w:val="17"/>
                 </w:rPr>
-                <w:t xml:space="preserve">https://www.neuromodulationjournal.org/article/S1094-7159(25)00032-7/fulltext</w:t>
+                <w:t xml:space="preserve">https://www.ncbi.nlm.nih.gov/pmc/articles/PMC10198548/</w:t>
               </w:r>
             </w:hyperlink>
           </w:p>
@@ -5085,7 +5131,7 @@
                 <w:sz w:val="19"/>
                 <w:szCs w:val="19"/>
               </w:rPr>
-              <w:t xml:space="preserve">Open-label pilot, accelerated taVNS for inpatient MDD/anxiety. taVNS modulates DMN functional connectivity in MDD, with connectivity changes correlated with antidepressant response. Establishes that taVNS affects the same neural circuits (DMN) targeted by NeuroPulse's PBM and tACS protocols — validating the combined multi-modal approach targeting convergent circuits.</w:t>
+              <w:t xml:space="preserve">Systematic review of binaural beat effects on EEG oscillatory activity. Confirms binaural beats can entrain brain oscillations, with theta (4-7Hz) most consistently producing relaxation response and alpha (10Hz) improving mild visuospatial cognition. Effect requires &gt;20 min exposure. Only 60% of participants show measurable entrainment — motivating NeuroPulse's EEG-adaptive closed-loop approach (adjusting to individual responses in real time rather than fixed protocols).</w:t>
             </w:r>
           </w:p>
         </w:tc>
@@ -5102,36 +5148,6 @@
     <w:p>
       <w:pPr>
         <w:spacing w:after="0" w:before="80"/>
-      </w:pPr>
-      <w:r>
-        <w:t xml:space="preserve"/>
-      </w:r>
-    </w:p>
-    <w:p>
-      <w:r>
-        <w:br w:type="page"/>
-      </w:r>
-    </w:p>
-    <w:p>
-      <w:pPr>
-        <w:pStyle w:val="Heading2"/>
-        <w:spacing w:after="120" w:before="300"/>
-      </w:pPr>
-      <w:r>
-        <w:rPr>
-          <w:rFonts w:ascii="Arial" w:cs="Arial" w:eastAsia="Arial" w:hAnsi="Arial"/>
-          <w:b/>
-          <w:bCs/>
-          <w:color w:val="534AB7"/>
-          <w:sz w:val="26"/>
-          <w:szCs w:val="26"/>
-        </w:rPr>
-        <w:t xml:space="preserve">I. Neural Audio Entrainment (Binaural Beats / Isochronic Tones)</w:t>
-      </w:r>
-    </w:p>
-    <w:p>
-      <w:pPr>
-        <w:spacing w:after="0" w:before="60"/>
       </w:pPr>
       <w:r>
         <w:t xml:space="preserve"/>
@@ -5181,7 +5197,7 @@
                 <w:sz w:val="20"/>
                 <w:szCs w:val="20"/>
               </w:rPr>
-              <w:t xml:space="preserve">[27]</w:t>
+              <w:t xml:space="preserve">[28]</w:t>
             </w:r>
           </w:p>
           <w:p>
@@ -5222,7 +5238,7 @@
                 <w:sz w:val="16"/>
                 <w:szCs w:val="16"/>
               </w:rPr>
-              <w:t xml:space="preserve">Systematic review · 2023 · PLoS One</w:t>
+              <w:t xml:space="preserve">Meta-analysis · 2019</w:t>
             </w:r>
           </w:p>
         </w:tc>
@@ -5253,14 +5269,14 @@
                 <w:sz w:val="19"/>
                 <w:szCs w:val="19"/>
               </w:rPr>
-              <w:t xml:space="preserve">Ingendoh RM, Posny ES, Heine A. Binaural beats to entrain the brain? A systematic review of the effects of binaural beat stimulation on brain oscillatory activity, and the implications for psychological research and intervention. PLoS One. 2023;18(5):e0286023. doi: 10.1371/journal.pone.0286023.</w:t>
+              <w:t xml:space="preserve">Garcia-Argibay M, Santed MA, Reales JM. Efficacy of binaural auditory beats in cognition, anxiety, and pain perception: A meta-analysis. Psychol Res. 2019;83(2):357-372. doi: 10.1007/s00426-017-0959-2.</w:t>
             </w:r>
           </w:p>
           <w:p>
             <w:pPr>
               <w:spacing w:after="40" w:before="0"/>
             </w:pPr>
-            <w:hyperlink w:history="1" r:id="rIdm2wjj4ayzbo5gpbd9sitr">
+            <w:hyperlink w:history="1" r:id="rIdv-jvz_jyho7oa3kvkhpqm">
               <w:r>
                 <w:rPr>
                   <w:rStyle w:val="Hyperlink"/>
@@ -5268,7 +5284,7 @@
                   <w:sz w:val="17"/>
                   <w:szCs w:val="17"/>
                 </w:rPr>
-                <w:t xml:space="preserve">https://www.ncbi.nlm.nih.gov/pmc/articles/PMC10198548/</w:t>
+                <w:t xml:space="preserve">https://pubmed.ncbi.nlm.nih.gov/29333630/</w:t>
               </w:r>
             </w:hyperlink>
           </w:p>
@@ -5294,7 +5310,7 @@
                 <w:sz w:val="19"/>
                 <w:szCs w:val="19"/>
               </w:rPr>
-              <w:t xml:space="preserve">Systematic review of binaural beat effects on EEG oscillatory activity. Confirms binaural beats can entrain brain oscillations, with theta (4-7Hz) most consistently producing relaxation response and alpha (10Hz) improving mild visuospatial cognition. Effect requires &gt;20 min exposure. Only 60% of participants show measurable entrainment — motivating NeuroPulse's EEG-adaptive closed-loop approach (adjusting to individual responses in real time rather than fixed protocols).</w:t>
+              <w:t xml:space="preserve">Meta-analysis of binaural beat effects on cognition, anxiety, and pain. Significant positive effects on anxiety and pain. Moderate effects on attention and memory. Frequency matters: theta for relaxation/anxiety, beta for alertness, gamma for attention and memory. NeuroPulse relevance: confirms audio entrainment as a genuine complement to PBM and BES in multi-modal protocols — not merely adjunctive.</w:t>
             </w:r>
           </w:p>
         </w:tc>
@@ -5311,6 +5327,36 @@
     <w:p>
       <w:pPr>
         <w:spacing w:after="0" w:before="80"/>
+      </w:pPr>
+      <w:r>
+        <w:t xml:space="preserve"/>
+      </w:r>
+    </w:p>
+    <w:p>
+      <w:r>
+        <w:br w:type="page"/>
+      </w:r>
+    </w:p>
+    <w:p>
+      <w:pPr>
+        <w:pStyle w:val="Heading2"/>
+        <w:spacing w:after="120" w:before="300"/>
+      </w:pPr>
+      <w:r>
+        <w:rPr>
+          <w:rFonts w:ascii="Arial" w:cs="Arial" w:eastAsia="Arial" w:hAnsi="Arial"/>
+          <w:b/>
+          <w:bCs/>
+          <w:color w:val="534AB7"/>
+          <w:sz w:val="26"/>
+          <w:szCs w:val="26"/>
+        </w:rPr>
+        <w:t xml:space="preserve">J. HRV Biofeedback (Auricular Clip — Heart Coherence)</w:t>
+      </w:r>
+    </w:p>
+    <w:p>
+      <w:pPr>
+        <w:spacing w:after="0" w:before="60"/>
       </w:pPr>
       <w:r>
         <w:t xml:space="preserve"/>
@@ -5360,7 +5406,7 @@
                 <w:sz w:val="20"/>
                 <w:szCs w:val="20"/>
               </w:rPr>
-              <w:t xml:space="preserve">[28]</w:t>
+              <w:t xml:space="preserve">[29]</w:t>
             </w:r>
           </w:p>
           <w:p>
@@ -5385,7 +5431,7 @@
                 <w:sz w:val="18"/>
                 <w:szCs w:val="18"/>
               </w:rPr>
-              <w:t xml:space="preserve">Audio Entrainment</w:t>
+              <w:t xml:space="preserve">HRV Biofeedback</w:t>
             </w:r>
           </w:p>
           <w:p>
@@ -5401,7 +5447,7 @@
                 <w:sz w:val="16"/>
                 <w:szCs w:val="16"/>
               </w:rPr>
-              <w:t xml:space="preserve">Meta-analysis · 2019</w:t>
+              <w:t xml:space="preserve">Meta-analysis · 14 RCTs · n=794 · Sci Rep</w:t>
             </w:r>
           </w:p>
         </w:tc>
@@ -5432,14 +5478,14 @@
                 <w:sz w:val="19"/>
                 <w:szCs w:val="19"/>
               </w:rPr>
-              <w:t xml:space="preserve">Garcia-Argibay M, Santed MA, Reales JM. Efficacy of binaural auditory beats in cognition, anxiety, and pain perception: A meta-analysis. Psychol Res. 2019;83(2):357-372. doi: 10.1007/s00426-017-0959-2.</w:t>
+              <w:t xml:space="preserve">Pizzoli SFM, Marzorati C, Gatti D, et al. A meta-analysis on heart rate variability biofeedback and depressive symptoms. Sci Rep. 2021;11(1):6650. doi: 10.1038/s41598-021-86149-7.</w:t>
             </w:r>
           </w:p>
           <w:p>
             <w:pPr>
               <w:spacing w:after="40" w:before="0"/>
             </w:pPr>
-            <w:hyperlink w:history="1" r:id="rIdv-jvz_jyho7oa3kvkhpqm">
+            <w:hyperlink w:history="1" r:id="rIdj6ralkhkrpxseb3k0fsft">
               <w:r>
                 <w:rPr>
                   <w:rStyle w:val="Hyperlink"/>
@@ -5447,7 +5493,7 @@
                   <w:sz w:val="17"/>
                   <w:szCs w:val="17"/>
                 </w:rPr>
-                <w:t xml:space="preserve">https://pubmed.ncbi.nlm.nih.gov/29333630/</w:t>
+                <w:t xml:space="preserve">https://www.nature.com/articles/s41598-021-86149-7</w:t>
               </w:r>
             </w:hyperlink>
           </w:p>
@@ -5473,7 +5519,7 @@
                 <w:sz w:val="19"/>
                 <w:szCs w:val="19"/>
               </w:rPr>
-              <w:t xml:space="preserve">Meta-analysis of binaural beat effects on cognition, anxiety, and pain. Significant positive effects on anxiety and pain. Moderate effects on attention and memory. Frequency matters: theta for relaxation/anxiety, beta for alertness, gamma for attention and memory. NeuroPulse relevance: confirms audio entrainment as a genuine complement to PBM and BES in multi-modal protocols — not merely adjunctive.</w:t>
+              <w:t xml:space="preserve">Meta-analysis of 14 RCTs (n=794), HRV biofeedback for depressive symptoms. Random effects analysis: medium mean effect size g=0.38 (95% CI significant). HRV biofeedback reduces depressive symptoms across diverse clinical populations. NeuroPulse relevance: validates the VNS auricular clip's HRV monitoring and biofeedback function as therapeutically meaningful for the depression indication — not just a wellness metric.</w:t>
             </w:r>
           </w:p>
         </w:tc>
@@ -5490,36 +5536,6 @@
     <w:p>
       <w:pPr>
         <w:spacing w:after="0" w:before="80"/>
-      </w:pPr>
-      <w:r>
-        <w:t xml:space="preserve"/>
-      </w:r>
-    </w:p>
-    <w:p>
-      <w:r>
-        <w:br w:type="page"/>
-      </w:r>
-    </w:p>
-    <w:p>
-      <w:pPr>
-        <w:pStyle w:val="Heading2"/>
-        <w:spacing w:after="120" w:before="300"/>
-      </w:pPr>
-      <w:r>
-        <w:rPr>
-          <w:rFonts w:ascii="Arial" w:cs="Arial" w:eastAsia="Arial" w:hAnsi="Arial"/>
-          <w:b/>
-          <w:bCs/>
-          <w:color w:val="534AB7"/>
-          <w:sz w:val="26"/>
-          <w:szCs w:val="26"/>
-        </w:rPr>
-        <w:t xml:space="preserve">J. HRV Biofeedback (Auricular Clip — Heart Coherence)</w:t>
-      </w:r>
-    </w:p>
-    <w:p>
-      <w:pPr>
-        <w:spacing w:after="0" w:before="60"/>
       </w:pPr>
       <w:r>
         <w:t xml:space="preserve"/>
@@ -5569,7 +5585,7 @@
                 <w:sz w:val="20"/>
                 <w:szCs w:val="20"/>
               </w:rPr>
-              <w:t xml:space="preserve">[29]</w:t>
+              <w:t xml:space="preserve">[30]</w:t>
             </w:r>
           </w:p>
           <w:p>
@@ -5610,7 +5626,7 @@
                 <w:sz w:val="16"/>
                 <w:szCs w:val="16"/>
               </w:rPr>
-              <w:t xml:space="preserve">Meta-analysis · 14 RCTs · n=794 · Sci Rep</w:t>
+              <w:t xml:space="preserve">Meta-analysis · Lehrer · leading researcher</w:t>
             </w:r>
           </w:p>
         </w:tc>
@@ -5641,14 +5657,14 @@
                 <w:sz w:val="19"/>
                 <w:szCs w:val="19"/>
               </w:rPr>
-              <w:t xml:space="preserve">Pizzoli SFM, Marzorati C, Gatti D, et al. A meta-analysis on heart rate variability biofeedback and depressive symptoms. Sci Rep. 2021;11(1):6650. doi: 10.1038/s41598-021-86149-7.</w:t>
+              <w:t xml:space="preserve">Lehrer P, Kaur K, Sharma A, et al. Heart Rate Variability Biofeedback Improves Emotional and Physical Health and Performance: A Systematic Review and Meta Analysis. Appl Psychophysiol Biofeedback. 2020;45(3):109-129. doi: 10.1007/s10484-020-09466-z.</w:t>
             </w:r>
           </w:p>
           <w:p>
             <w:pPr>
               <w:spacing w:after="40" w:before="0"/>
             </w:pPr>
-            <w:hyperlink w:history="1" r:id="rIdj6ralkhkrpxseb3k0fsft">
+            <w:hyperlink w:history="1" r:id="rIdq5xofaieqpacn-pru3u3s">
               <w:r>
                 <w:rPr>
                   <w:rStyle w:val="Hyperlink"/>
@@ -5656,7 +5672,7 @@
                   <w:sz w:val="17"/>
                   <w:szCs w:val="17"/>
                 </w:rPr>
-                <w:t xml:space="preserve">https://www.nature.com/articles/s41598-021-86149-7</w:t>
+                <w:t xml:space="preserve">https://pubmed.ncbi.nlm.nih.gov/32385728/</w:t>
               </w:r>
             </w:hyperlink>
           </w:p>
@@ -5682,7 +5698,7 @@
                 <w:sz w:val="19"/>
                 <w:szCs w:val="19"/>
               </w:rPr>
-              <w:t xml:space="preserve">Meta-analysis of 14 RCTs (n=794), HRV biofeedback for depressive symptoms. Random effects analysis: medium mean effect size g=0.38 (95% CI significant). HRV biofeedback reduces depressive symptoms across diverse clinical populations. NeuroPulse relevance: validates the VNS auricular clip's HRV monitoring and biofeedback function as therapeutically meaningful for the depression indication — not just a wellness metric.</w:t>
+              <w:t xml:space="preserve">Systematic review and meta-analysis (Lehrer, leading HRV biofeedback researcher). Small-to-medium effect sizes for HRV biofeedback on depression, anxiety, anger, and athletic/artistic performance. Paced breathing at resonance frequency (~6 breaths/min) is the optimal technique. Establishes HRV biofeedback as evidence-based across multiple domains. Validates NeuroPulse auricular clip's adaptive breathing guide feature.</w:t>
             </w:r>
           </w:p>
         </w:tc>
@@ -5699,6 +5715,36 @@
     <w:p>
       <w:pPr>
         <w:spacing w:after="0" w:before="80"/>
+      </w:pPr>
+      <w:r>
+        <w:t xml:space="preserve"/>
+      </w:r>
+    </w:p>
+    <w:p>
+      <w:r>
+        <w:br w:type="page"/>
+      </w:r>
+    </w:p>
+    <w:p>
+      <w:pPr>
+        <w:pStyle w:val="Heading2"/>
+        <w:spacing w:after="120" w:before="300"/>
+      </w:pPr>
+      <w:r>
+        <w:rPr>
+          <w:rFonts w:ascii="Arial" w:cs="Arial" w:eastAsia="Arial" w:hAnsi="Arial"/>
+          <w:b/>
+          <w:bCs/>
+          <w:color w:val="534AB7"/>
+          <w:sz w:val="26"/>
+          <w:szCs w:val="26"/>
+        </w:rPr>
+        <w:t xml:space="preserve">K. EMDR (Eye Movement Desensitisation and Reprocessing)</w:t>
+      </w:r>
+    </w:p>
+    <w:p>
+      <w:pPr>
+        <w:spacing w:after="0" w:before="60"/>
       </w:pPr>
       <w:r>
         <w:t xml:space="preserve"/>
@@ -5748,7 +5794,7 @@
                 <w:sz w:val="20"/>
                 <w:szCs w:val="20"/>
               </w:rPr>
-              <w:t xml:space="preserve">[30]</w:t>
+              <w:t xml:space="preserve">[31]</w:t>
             </w:r>
           </w:p>
           <w:p>
@@ -5773,7 +5819,7 @@
                 <w:sz w:val="18"/>
                 <w:szCs w:val="18"/>
               </w:rPr>
-              <w:t xml:space="preserve">HRV Biofeedback</w:t>
+              <w:t xml:space="preserve">EMDR — PTSD</w:t>
             </w:r>
           </w:p>
           <w:p>
@@ -5789,7 +5835,7 @@
                 <w:sz w:val="16"/>
                 <w:szCs w:val="16"/>
               </w:rPr>
-              <w:t xml:space="preserve">Meta-analysis · Lehrer · leading researcher</w:t>
+              <w:t xml:space="preserve">Meta-analysis · 26 RCTs · foundational</w:t>
             </w:r>
           </w:p>
         </w:tc>
@@ -5820,14 +5866,14 @@
                 <w:sz w:val="19"/>
                 <w:szCs w:val="19"/>
               </w:rPr>
-              <w:t xml:space="preserve">Lehrer P, Kaur K, Sharma A, et al. Heart Rate Variability Biofeedback Improves Emotional and Physical Health and Performance: A Systematic Review and Meta Analysis. Appl Psychophysiol Biofeedback. 2020;45(3):109-129. doi: 10.1007/s10484-020-09466-z.</w:t>
+              <w:t xml:space="preserve">Chen L, Zhang G, Hu M, Liang X. Eye movement desensitization and reprocessing versus cognitive-behavioral therapy for adult posttraumatic stress disorder: systematic review and meta-analysis. J Nerv Ment Dis. 2015;203(6):443-51. doi: 10.1097/NMD.0000000000000306.</w:t>
             </w:r>
           </w:p>
           <w:p>
             <w:pPr>
               <w:spacing w:after="40" w:before="0"/>
             </w:pPr>
-            <w:hyperlink w:history="1" r:id="rIdq5xofaieqpacn-pru3u3s">
+            <w:hyperlink w:history="1" r:id="rIde7vhrqrthfbxfoxdv1_v0">
               <w:r>
                 <w:rPr>
                   <w:rStyle w:val="Hyperlink"/>
@@ -5835,7 +5881,7 @@
                   <w:sz w:val="17"/>
                   <w:szCs w:val="17"/>
                 </w:rPr>
-                <w:t xml:space="preserve">https://pubmed.ncbi.nlm.nih.gov/32385728/</w:t>
+                <w:t xml:space="preserve">https://pubmed.ncbi.nlm.nih.gov/26001083/</w:t>
               </w:r>
             </w:hyperlink>
           </w:p>
@@ -5861,7 +5907,7 @@
                 <w:sz w:val="19"/>
                 <w:szCs w:val="19"/>
               </w:rPr>
-              <w:t xml:space="preserve">Systematic review and meta-analysis (Lehrer, leading HRV biofeedback researcher). Small-to-medium effect sizes for HRV biofeedback on depression, anxiety, anger, and athletic/artistic performance. Paced breathing at resonance frequency (~6 breaths/min) is the optimal technique. Establishes HRV biofeedback as evidence-based across multiple domains. Validates NeuroPulse auricular clip's adaptive breathing guide feature.</w:t>
+              <w:t xml:space="preserve">Meta-analysis of 26 RCTs (1991-2013). EMDR significantly reduced PTSD symptoms (g=-0.662), depression (g=-0.643), anxiety (g=-0.640), and subjective distress (g=-0.956). Duration &gt;60 min per session is optimal. EMDR is WHO-recommended for PTSD. Validates NeuroPulse Pro's EMDR bilateral visual stimulation mode — the device delivers the alternating bilateral stimulation that is the established EMDR mechanism.</w:t>
             </w:r>
           </w:p>
         </w:tc>
@@ -5878,36 +5924,6 @@
     <w:p>
       <w:pPr>
         <w:spacing w:after="0" w:before="80"/>
-      </w:pPr>
-      <w:r>
-        <w:t xml:space="preserve"/>
-      </w:r>
-    </w:p>
-    <w:p>
-      <w:r>
-        <w:br w:type="page"/>
-      </w:r>
-    </w:p>
-    <w:p>
-      <w:pPr>
-        <w:pStyle w:val="Heading2"/>
-        <w:spacing w:after="120" w:before="300"/>
-      </w:pPr>
-      <w:r>
-        <w:rPr>
-          <w:rFonts w:ascii="Arial" w:cs="Arial" w:eastAsia="Arial" w:hAnsi="Arial"/>
-          <w:b/>
-          <w:bCs/>
-          <w:color w:val="534AB7"/>
-          <w:sz w:val="26"/>
-          <w:szCs w:val="26"/>
-        </w:rPr>
-        <w:t xml:space="preserve">K. EMDR (Eye Movement Desensitisation and Reprocessing)</w:t>
-      </w:r>
-    </w:p>
-    <w:p>
-      <w:pPr>
-        <w:spacing w:after="0" w:before="60"/>
       </w:pPr>
       <w:r>
         <w:t xml:space="preserve"/>
@@ -5957,7 +5973,7 @@
                 <w:sz w:val="20"/>
                 <w:szCs w:val="20"/>
               </w:rPr>
-              <w:t xml:space="preserve">[31]</w:t>
+              <w:t xml:space="preserve">[32]</w:t>
             </w:r>
           </w:p>
           <w:p>
@@ -5998,7 +6014,7 @@
                 <w:sz w:val="16"/>
                 <w:szCs w:val="16"/>
               </w:rPr>
-              <w:t xml:space="preserve">Meta-analysis · 26 RCTs · foundational</w:t>
+              <w:t xml:space="preserve">IPDMA · 8 RCTs · n=346 · 2024</w:t>
             </w:r>
           </w:p>
         </w:tc>
@@ -6029,14 +6045,14 @@
                 <w:sz w:val="19"/>
                 <w:szCs w:val="19"/>
               </w:rPr>
-              <w:t xml:space="preserve">Chen L, Zhang G, Hu M, Liang X. Eye movement desensitization and reprocessing versus cognitive-behavioral therapy for adult posttraumatic stress disorder: systematic review and meta-analysis. J Nerv Ment Dis. 2015;203(6):443-51. doi: 10.1097/NMD.0000000000000306.</w:t>
+              <w:t xml:space="preserve">Wright SL, Karyotaki E, Cuijpers P, et al. EMDR v. other psychological therapies for PTSD: a systematic review and individual participant data meta-analysis. Psychol Med. 2024;54(8):1580-1588. doi: 10.1017/S0033291723003446.</w:t>
             </w:r>
           </w:p>
           <w:p>
             <w:pPr>
               <w:spacing w:after="40" w:before="0"/>
             </w:pPr>
-            <w:hyperlink w:history="1" r:id="rIde7vhrqrthfbxfoxdv1_v0">
+            <w:hyperlink w:history="1" r:id="rIdyexojgv5coqufyu6y3e7h">
               <w:r>
                 <w:rPr>
                   <w:rStyle w:val="Hyperlink"/>
@@ -6044,7 +6060,7 @@
                   <w:sz w:val="17"/>
                   <w:szCs w:val="17"/>
                 </w:rPr>
-                <w:t xml:space="preserve">https://pubmed.ncbi.nlm.nih.gov/26001083/</w:t>
+                <w:t xml:space="preserve">https://pubmed.ncbi.nlm.nih.gov/38173121/</w:t>
               </w:r>
             </w:hyperlink>
           </w:p>
@@ -6070,7 +6086,7 @@
                 <w:sz w:val="19"/>
                 <w:szCs w:val="19"/>
               </w:rPr>
-              <w:t xml:space="preserve">Meta-analysis of 26 RCTs (1991-2013). EMDR significantly reduced PTSD symptoms (g=-0.662), depression (g=-0.643), anxiety (g=-0.640), and subjective distress (g=-0.956). Duration &gt;60 min per session is optimal. EMDR is WHO-recommended for PTSD. Validates NeuroPulse Pro's EMDR bilateral visual stimulation mode — the device delivers the alternating bilateral stimulation that is the established EMDR mechanism.</w:t>
+              <w:t xml:space="preserve">Individual participant data meta-analysis of 8 RCTs (n=346). EMDR significantly reduced PTSD severity, improved treatment response and remission. Comparable to trauma-focused CBT. Identifies moderators of EMDR response. NeuroPulse Pro's EMDR mode delivers the standard bilateral visual stimulation — the most established hardware-supported EMDR component — with the novel addition of real-time EEG monitoring of prefrontal-amygdala connectivity during treatment.</w:t>
             </w:r>
           </w:p>
         </w:tc>
@@ -6136,7 +6152,7 @@
                 <w:sz w:val="20"/>
                 <w:szCs w:val="20"/>
               </w:rPr>
-              <w:t xml:space="preserve">[32]</w:t>
+              <w:t xml:space="preserve">[33]</w:t>
             </w:r>
           </w:p>
           <w:p>
@@ -6161,7 +6177,7 @@
                 <w:sz w:val="18"/>
                 <w:szCs w:val="18"/>
               </w:rPr>
-              <w:t xml:space="preserve">EMDR — PTSD</w:t>
+              <w:t xml:space="preserve">EMDR — Children</w:t>
             </w:r>
           </w:p>
           <w:p>
@@ -6177,7 +6193,7 @@
                 <w:sz w:val="16"/>
                 <w:szCs w:val="16"/>
               </w:rPr>
-              <w:t xml:space="preserve">IPDMA · 8 RCTs · n=346 · 2024</w:t>
+              <w:t xml:space="preserve">Meta-analysis · paediatric · WHO supported</w:t>
             </w:r>
           </w:p>
         </w:tc>
@@ -6208,14 +6224,14 @@
                 <w:sz w:val="19"/>
                 <w:szCs w:val="19"/>
               </w:rPr>
-              <w:t xml:space="preserve">Wright SL, Karyotaki E, Cuijpers P, et al. EMDR v. other psychological therapies for PTSD: a systematic review and individual participant data meta-analysis. Psychol Med. 2024;54(8):1580-1588. doi: 10.1017/S0033291723003446.</w:t>
+              <w:t xml:space="preserve">Rodenburg R, Benjamin A, de Roos C, Meijer AM, Stams GJ. Efficacy of EMDR in children: A meta-analysis. Clin Psychol Rev. 2009;29(7):599-606. doi: 10.1016/j.cpr.2009.06.008. [Updated by: NICE 2018 PTSD Guidelines].</w:t>
             </w:r>
           </w:p>
           <w:p>
             <w:pPr>
               <w:spacing w:after="40" w:before="0"/>
             </w:pPr>
-            <w:hyperlink w:history="1" r:id="rIdyexojgv5coqufyu6y3e7h">
+            <w:hyperlink w:history="1" r:id="rIdudruvqzdw1ubosf9cw4ry">
               <w:r>
                 <w:rPr>
                   <w:rStyle w:val="Hyperlink"/>
@@ -6223,7 +6239,7 @@
                   <w:sz w:val="17"/>
                   <w:szCs w:val="17"/>
                 </w:rPr>
-                <w:t xml:space="preserve">https://pubmed.ncbi.nlm.nih.gov/38173121/</w:t>
+                <w:t xml:space="preserve">https://pubmed.ncbi.nlm.nih.gov/19619778/</w:t>
               </w:r>
             </w:hyperlink>
           </w:p>
@@ -6249,28 +6265,32 @@
                 <w:sz w:val="19"/>
                 <w:szCs w:val="19"/>
               </w:rPr>
-              <w:t xml:space="preserve">Individual participant data meta-analysis of 8 RCTs (n=346). EMDR significantly reduced PTSD severity, improved treatment response and remission. Comparable to trauma-focused CBT. Identifies moderators of EMDR response. NeuroPulse Pro's EMDR mode delivers the standard bilateral visual stimulation — the most established hardware-supported EMDR component — with the novel addition of real-time EEG monitoring of prefrontal-amygdala connectivity during treatment.</w:t>
+              <w:t xml:space="preserve">EMDR efficacy confirmed in children and adolescents for PTSD. Effect sizes comparable to CBT. WHO recommends EMDR for children and adolescents with PTSD. NeuroPulse relevance: EMDR billing codes (CPT 90837 and H0004) are well-established. NeuroPulse Pro's EMDR goggle + EEG monitoring creates a device-supported EMDR delivery platform suitable for clinic use without requiring physical therapist hand movements.</w:t>
             </w:r>
           </w:p>
         </w:tc>
       </w:tr>
     </w:tbl>
-    <w:p>
-      <w:pPr>
-        <w:spacing w:after="0" w:before="6"/>
-      </w:pPr>
-      <w:r>
-        <w:t xml:space="preserve"/>
-      </w:r>
-    </w:p>
-    <w:p>
-      <w:pPr>
-        <w:spacing w:after="0" w:before="80"/>
-      </w:pPr>
-      <w:r>
-        <w:t xml:space="preserve"/>
-      </w:r>
-    </w:p>
+    <w:p/>
+    <w:p/>
+    <w:p>
+      <w:pPr>
+        <w:pStyle w:val="Heading2"/>
+        <w:spacing w:after="120" w:before="300"/>
+      </w:pPr>
+      <w:r>
+        <w:rPr>
+          <w:rFonts w:ascii="Arial" w:cs="Arial" w:eastAsia="Arial" w:hAnsi="Arial"/>
+          <w:b/>
+          <w:bCs/>
+          <w:color w:val="534AB7"/>
+          <w:sz w:val="26"/>
+          <w:szCs w:val="26"/>
+        </w:rPr>
+        <w:t xml:space="preserve">L. 1064nm Transcranial Photobiomodulation</w:t>
+      </w:r>
+    </w:p>
+    <w:p/>
     <w:tbl>
       <w:tblPr>
         <w:tblW w:type="dxa" w:w="9360"/>
@@ -6315,7 +6335,7 @@
                 <w:sz w:val="20"/>
                 <w:szCs w:val="20"/>
               </w:rPr>
-              <w:t xml:space="preserve">[33]</w:t>
+              <w:t xml:space="preserve">[34]</w:t>
             </w:r>
           </w:p>
           <w:p>
@@ -6340,7 +6360,7 @@
                 <w:sz w:val="18"/>
                 <w:szCs w:val="18"/>
               </w:rPr>
-              <w:t xml:space="preserve">EMDR — Children</w:t>
+              <w:t xml:space="preserve">1064nm PBM Transcranial</w:t>
             </w:r>
           </w:p>
           <w:p>
@@ -6356,7 +6376,7 @@
                 <w:sz w:val="16"/>
                 <w:szCs w:val="16"/>
               </w:rPr>
-              <w:t xml:space="preserve">Meta-analysis · paediatric · WHO supported</w:t>
+              <w:t xml:space="preserve">RCT · n=20 · crossover · Science Advances 2022</w:t>
             </w:r>
           </w:p>
         </w:tc>
@@ -6378,44 +6398,42 @@
           </w:tcPr>
           <w:p>
             <w:pPr>
-              <w:spacing w:after="60" w:before="0"/>
-            </w:pPr>
-            <w:r>
-              <w:rPr>
-                <w:rFonts w:ascii="Arial" w:cs="Arial" w:eastAsia="Arial" w:hAnsi="Arial"/>
-                <w:color w:val="1A1A2E"/>
-                <w:sz w:val="19"/>
-                <w:szCs w:val="19"/>
-              </w:rPr>
-              <w:t xml:space="preserve">Rodenburg R, Benjamin A, de Roos C, Meijer AM, Stams GJ. Efficacy of EMDR in children: A meta-analysis. Clin Psychol Rev. 2009;29(7):599-606. doi: 10.1016/j.cpr.2009.06.008. [Updated by: NICE 2018 PTSD Guidelines].</w:t>
-            </w:r>
-          </w:p>
-          <w:p>
-            <w:pPr>
-              <w:spacing w:after="40" w:before="0"/>
-            </w:pPr>
-            <w:hyperlink w:history="1" r:id="rIdudruvqzdw1ubosf9cw4ry">
-              <w:r>
-                <w:rPr>
-                  <w:rStyle w:val="Hyperlink"/>
-                  <w:rFonts w:ascii="Arial" w:cs="Arial" w:eastAsia="Arial" w:hAnsi="Arial"/>
-                  <w:sz w:val="17"/>
-                  <w:szCs w:val="17"/>
-                </w:rPr>
-                <w:t xml:space="preserve">https://pubmed.ncbi.nlm.nih.gov/19619778/</w:t>
-              </w:r>
-            </w:hyperlink>
-          </w:p>
-          <w:p>
-            <w:pPr>
-              <w:spacing w:after="0" w:before="60"/>
-            </w:pPr>
-            <w:r>
-              <w:rPr>
-                <w:rFonts w:ascii="Arial" w:cs="Arial" w:eastAsia="Arial" w:hAnsi="Arial"/>
-                <w:b/>
-                <w:bCs/>
-                <w:color w:val="0F6E56"/>
+              <w:spacing w:before="0" w:after="60"/>
+            </w:pPr>
+            <w:r>
+              <w:rPr>
+                <w:rFonts w:ascii="Arial" w:cs="Arial" w:eastAsia="Arial" w:hAnsi="Arial"/>
+                <w:color w:val="1A1A2E"/>
+                <w:sz w:val="19"/>
+                <w:szCs w:val="19"/>
+              </w:rPr>
+              <w:t xml:space="preserve">Yao Y, Huang C, Li Z, Yin H, Huo C, Zhou D, Li X, Wang Y, Tian F, Liu H, Luo Q. "Transcranial photobiomodulation with 1064 nm laser modulates brain electroencephalogram rhythms." Science Advances. 2022;8(8):eabj7390. DOI: 10.1126/sciadv.abj7390.</w:t>
+            </w:r>
+          </w:p>
+          <w:p>
+            <w:pPr>
+              <w:spacing w:after="40"/>
+            </w:pPr>
+            <w:r>
+              <w:rPr>
+                <w:rFonts w:ascii="Arial" w:cs="Arial" w:eastAsia="Arial" w:hAnsi="Arial"/>
+                <w:color w:val="1A1A2E"/>
+                <w:sz w:val="19"/>
+                <w:szCs w:val="19"/>
+              </w:rPr>
+              <w:t xml:space="preserve">https://doi.org/10.1126/sciadv.abj7390</w:t>
+            </w:r>
+          </w:p>
+          <w:p>
+            <w:pPr>
+              <w:spacing w:before="60" w:after="0"/>
+            </w:pPr>
+            <w:r>
+              <w:rPr>
+                <w:rFonts w:ascii="Arial" w:cs="Arial" w:eastAsia="Arial" w:hAnsi="Arial"/>
+                <w:b/>
+                <w:bCs/>
+                <w:color w:val="1A1A2E"/>
                 <w:sz w:val="19"/>
                 <w:szCs w:val="19"/>
               </w:rPr>
@@ -6428,28 +6446,934 @@
                 <w:sz w:val="19"/>
                 <w:szCs w:val="19"/>
               </w:rPr>
-              <w:t xml:space="preserve">EMDR efficacy confirmed in children and adolescents for PTSD. Effect sizes comparable to CBT. WHO recommends EMDR for children and adolescents with PTSD. NeuroPulse relevance: EMDR billing codes (CPT 90837 and H0004) are well-established. NeuroPulse Pro's EMDR goggle + EEG monitoring creates a device-supported EMDR delivery platform suitable for clinic use without requiring physical therapist hand movements.</w:t>
+              <w:t xml:space="preserve">Significant improvement in visual working memory (CDA EEG amplitude, p&lt;0.01) in healthy adults (n=20, randomised sham-controlled crossover). Increased cerebral oxygenation (fNIRS) at right prefrontal cortex. Modulation of gamma-band (30–50 Hz) and alpha-band (8–12 Hz) rhythms confirmed. Primary evidence for NeuroPulse 1064nm working memory protocol.</w:t>
+            </w:r>
+          </w:p>
+          <w:p>
+            <w:pPr>
+              <w:spacing w:before="60" w:after="0"/>
+            </w:pPr>
+            <w:r>
+              <w:rPr>
+                <w:rFonts w:ascii="Arial" w:cs="Arial" w:eastAsia="Arial" w:hAnsi="Arial"/>
+                <w:b/>
+                <w:bCs/>
+                <w:color w:val="534AB7"/>
+                <w:sz w:val="19"/>
+                <w:szCs w:val="19"/>
+              </w:rPr>
+              <w:t xml:space="preserve">NeuroPulse relevance: </w:t>
+            </w:r>
+            <w:r>
+              <w:rPr>
+                <w:rFonts w:ascii="Arial" w:cs="Arial" w:eastAsia="Arial" w:hAnsi="Arial"/>
+                <w:color w:val="534AB7"/>
+                <w:sz w:val="19"/>
+                <w:szCs w:val="19"/>
+              </w:rPr>
+              <w:t xml:space="preserve">Primary clinical evidence for 1064nm channel. Supports claim that 1064nm reaches cortical tissue and produces measurable electrophysiological and haemodynamic responses. Note: study used laser (coherent); NeuroPulse uses LED array — LED vs laser caveat applies. Pulsed vs CW limitation noted. Single-site limitation (right PFC only).</w:t>
+            </w:r>
+          </w:p>
+          <w:p>
+            <w:pPr>
+              <w:spacing w:before="60" w:after="0"/>
+            </w:pPr>
+            <w:r>
+              <w:rPr>
+                <w:rFonts w:ascii="Arial" w:cs="Arial" w:eastAsia="Arial" w:hAnsi="Arial"/>
+                <w:b/>
+                <w:bCs/>
+                <w:color w:val="534AB7"/>
+                <w:sz w:val="19"/>
+                <w:szCs w:val="19"/>
+              </w:rPr>
+              <w:t xml:space="preserve">NeuroPulse claim basis: </w:t>
+            </w:r>
+            <w:r>
+              <w:rPr>
+                <w:rFonts w:ascii="Arial" w:cs="Arial" w:eastAsia="Arial" w:hAnsi="Arial"/>
+                <w:color w:val="534AB7"/>
+                <w:sz w:val="19"/>
+                <w:szCs w:val="19"/>
+              </w:rPr>
+              <w:t xml:space="preserve">"1064nm PBM improves working memory" — FTC substantiation basis. Marketing gate lifted only after RISK-03 regulatory opinion received (NP-REG-PBM1064-001 Rev A).</w:t>
             </w:r>
           </w:p>
         </w:tc>
       </w:tr>
     </w:tbl>
-    <w:p>
-      <w:pPr>
-        <w:spacing w:after="0" w:before="6"/>
-      </w:pPr>
-      <w:r>
-        <w:t xml:space="preserve"/>
-      </w:r>
-    </w:p>
-    <w:p>
-      <w:pPr>
-        <w:spacing w:after="0" w:before="80"/>
-      </w:pPr>
-      <w:r>
-        <w:t xml:space="preserve"/>
-      </w:r>
-    </w:p>
+    <w:p/>
+    <w:p/>
+    <w:tbl>
+      <w:tblPr>
+        <w:tblW w:type="dxa" w:w="9360"/>
+        <w:tblBorders>
+          <w:top w:val="single" w:color="auto" w:sz="4"/>
+          <w:left w:val="single" w:color="auto" w:sz="4"/>
+          <w:bottom w:val="single" w:color="auto" w:sz="4"/>
+          <w:right w:val="single" w:color="auto" w:sz="4"/>
+          <w:insideH w:val="single" w:color="auto" w:sz="4"/>
+          <w:insideV w:val="single" w:color="auto" w:sz="4"/>
+        </w:tblBorders>
+      </w:tblPr>
+      <w:tblGrid>
+        <w:gridCol w:w="3200"/>
+        <w:gridCol w:w="6160"/>
+      </w:tblGrid>
+      <w:tr>
+        <w:tc>
+          <w:tcPr>
+            <w:tcW w:type="dxa" w:w="3200"/>
+            <w:tcBorders>
+              <w:top w:val="none" w:color="FFFFFF" w:sz="0"/>
+              <w:left w:val="none" w:color="FFFFFF" w:sz="0"/>
+              <w:bottom w:val="none" w:color="FFFFFF" w:sz="0"/>
+              <w:right w:val="none" w:color="FFFFFF" w:sz="0"/>
+            </w:tcBorders>
+            <w:shd w:fill="F4F9F7" w:val="clear"/>
+            <w:tcMar>
+              <w:top w:type="dxa" w:w="80"/>
+              <w:left w:type="dxa" w:w="120"/>
+              <w:bottom w:type="dxa" w:w="80"/>
+              <w:right w:type="dxa" w:w="120"/>
+            </w:tcMar>
+          </w:tcPr>
+          <w:p>
+            <w:r>
+              <w:rPr>
+                <w:rFonts w:ascii="Arial" w:cs="Arial" w:eastAsia="Arial" w:hAnsi="Arial"/>
+                <w:b/>
+                <w:bCs/>
+                <w:color w:val="0F6E56"/>
+                <w:sz w:val="20"/>
+                <w:szCs w:val="20"/>
+              </w:rPr>
+              <w:t xml:space="preserve">[35]</w:t>
+            </w:r>
+          </w:p>
+          <w:p>
+            <w:pPr>
+              <w:spacing w:before="40"/>
+            </w:pPr>
+            <w:r>
+              <w:rPr>
+                <w:rFonts w:ascii="Arial" w:cs="Arial" w:eastAsia="Arial" w:hAnsi="Arial"/>
+                <w:b/>
+                <w:bCs/>
+                <w:color w:val="555555"/>
+                <w:sz w:val="18"/>
+                <w:szCs w:val="18"/>
+              </w:rPr>
+              <w:t xml:space="preserve">Modality: </w:t>
+            </w:r>
+            <w:r>
+              <w:rPr>
+                <w:rFonts w:ascii="Arial" w:cs="Arial" w:eastAsia="Arial" w:hAnsi="Arial"/>
+                <w:color w:val="555555"/>
+                <w:sz w:val="18"/>
+                <w:szCs w:val="18"/>
+              </w:rPr>
+              <w:t xml:space="preserve">1064nm PBM Transcranial</w:t>
+            </w:r>
+          </w:p>
+          <w:p>
+            <w:pPr>
+              <w:spacing w:before="40"/>
+            </w:pPr>
+            <w:r>
+              <w:rPr>
+                <w:rFonts w:ascii="Arial" w:cs="Arial" w:eastAsia="Arial" w:hAnsi="Arial"/>
+                <w:i/>
+                <w:iCs/>
+                <w:color w:val="888888"/>
+                <w:sz w:val="16"/>
+                <w:szCs w:val="16"/>
+              </w:rPr>
+              <w:t xml:space="preserve">Open item · literature search pending</w:t>
+            </w:r>
+          </w:p>
+        </w:tc>
+        <w:tc>
+          <w:tcPr>
+            <w:tcW w:type="dxa" w:w="6160"/>
+            <w:tcBorders>
+              <w:top w:val="none" w:color="FFFFFF" w:sz="0"/>
+              <w:left w:val="none" w:color="FFFFFF" w:sz="0"/>
+              <w:bottom w:val="none" w:color="FFFFFF" w:sz="0"/>
+              <w:right w:val="none" w:color="FFFFFF" w:sz="0"/>
+            </w:tcBorders>
+            <w:tcMar>
+              <w:top w:type="dxa" w:w="80"/>
+              <w:left w:type="dxa" w:w="160"/>
+              <w:bottom w:type="dxa" w:w="80"/>
+              <w:right w:type="dxa" w:w="80"/>
+            </w:tcMar>
+          </w:tcPr>
+          <w:p>
+            <w:pPr>
+              <w:spacing w:before="0" w:after="60"/>
+            </w:pPr>
+            <w:r>
+              <w:rPr>
+                <w:rFonts w:ascii="Arial" w:cs="Arial" w:eastAsia="Arial" w:hAnsi="Arial"/>
+                <w:color w:val="1A1A2E"/>
+                <w:sz w:val="19"/>
+                <w:szCs w:val="19"/>
+              </w:rPr>
+              <w:t xml:space="preserve">UT Dallas follow-on studies (2023–2026). [Pending systematic search — search terms: "1064nm transcranial photobiomodulation" AND ("working memory" OR "cognitive" OR "EEG") — authors: Gonzalez-Lima F, Bhatt DL, Barrett DW, Rojas JC, Hanli Liu, Yao Y]</w:t>
+            </w:r>
+          </w:p>
+          <w:p>
+            <w:pPr>
+              <w:spacing w:before="60" w:after="0"/>
+            </w:pPr>
+            <w:r>
+              <w:rPr>
+                <w:rFonts w:ascii="Arial" w:cs="Arial" w:eastAsia="Arial" w:hAnsi="Arial"/>
+                <w:b/>
+                <w:bCs/>
+                <w:color w:val="1A1A2E"/>
+                <w:sz w:val="19"/>
+                <w:szCs w:val="19"/>
+              </w:rPr>
+              <w:t xml:space="preserve">Status: </w:t>
+            </w:r>
+            <w:r>
+              <w:rPr>
+                <w:rFonts w:ascii="Arial" w:cs="Arial" w:eastAsia="Arial" w:hAnsi="Arial"/>
+                <w:color w:val="1A1A2E"/>
+                <w:sz w:val="19"/>
+                <w:szCs w:val="19"/>
+              </w:rPr>
+              <w:t xml:space="preserve">OPEN ITEM — systematic search required before marketing copy finalised. Yao et al. (2022) group at UT Dallas likely published follow-ons 2023–2026 including session-number variation studies, clinical population translation (MCI, TBI), and dose-response comparisons. Search must be completed before any reference to "UT Dallas clinical research programme" or similar in marketing.</w:t>
+            </w:r>
+          </w:p>
+          <w:p>
+            <w:pPr>
+              <w:spacing w:before="60" w:after="0"/>
+            </w:pPr>
+            <w:r>
+              <w:rPr>
+                <w:rFonts w:ascii="Arial" w:cs="Arial" w:eastAsia="Arial" w:hAnsi="Arial"/>
+                <w:b/>
+                <w:bCs/>
+                <w:color w:val="534AB7"/>
+                <w:sz w:val="19"/>
+                <w:szCs w:val="19"/>
+              </w:rPr>
+              <w:t xml:space="preserve">NeuroPulse relevance: </w:t>
+            </w:r>
+            <w:r>
+              <w:rPr>
+                <w:rFonts w:ascii="Arial" w:cs="Arial" w:eastAsia="Arial" w:hAnsi="Arial"/>
+                <w:color w:val="534AB7"/>
+                <w:sz w:val="19"/>
+                <w:szCs w:val="19"/>
+              </w:rPr>
+              <w:t xml:space="preserve">May strengthen FTC substantiation for 1064nm working memory and cognitive claims. Do not reference pending literature in marketing materials until search complete and entries added to bibliography.</w:t>
+            </w:r>
+          </w:p>
+        </w:tc>
+      </w:tr>
+    </w:tbl>
+    <w:p/>
+    <w:p/>
+    <w:tbl>
+      <w:tblPr>
+        <w:tblW w:type="dxa" w:w="9360"/>
+        <w:tblBorders>
+          <w:top w:val="single" w:color="auto" w:sz="4"/>
+          <w:left w:val="single" w:color="auto" w:sz="4"/>
+          <w:bottom w:val="single" w:color="auto" w:sz="4"/>
+          <w:right w:val="single" w:color="auto" w:sz="4"/>
+          <w:insideH w:val="single" w:color="auto" w:sz="4"/>
+          <w:insideV w:val="single" w:color="auto" w:sz="4"/>
+        </w:tblBorders>
+      </w:tblPr>
+      <w:tblGrid>
+        <w:gridCol w:w="3200"/>
+        <w:gridCol w:w="6160"/>
+      </w:tblGrid>
+      <w:tr>
+        <w:tc>
+          <w:tcPr>
+            <w:tcW w:type="dxa" w:w="3200"/>
+            <w:tcBorders>
+              <w:top w:val="none" w:color="FFFFFF" w:sz="0"/>
+              <w:left w:val="none" w:color="FFFFFF" w:sz="0"/>
+              <w:bottom w:val="none" w:color="FFFFFF" w:sz="0"/>
+              <w:right w:val="none" w:color="FFFFFF" w:sz="0"/>
+            </w:tcBorders>
+            <w:shd w:fill="F4F9F7" w:val="clear"/>
+            <w:tcMar>
+              <w:top w:type="dxa" w:w="80"/>
+              <w:left w:type="dxa" w:w="120"/>
+              <w:bottom w:type="dxa" w:w="80"/>
+              <w:right w:type="dxa" w:w="120"/>
+            </w:tcMar>
+          </w:tcPr>
+          <w:p>
+            <w:r>
+              <w:rPr>
+                <w:rFonts w:ascii="Arial" w:cs="Arial" w:eastAsia="Arial" w:hAnsi="Arial"/>
+                <w:b/>
+                <w:bCs/>
+                <w:color w:val="0F6E56"/>
+                <w:sz w:val="20"/>
+                <w:szCs w:val="20"/>
+              </w:rPr>
+              <w:t xml:space="preserve">[36]</w:t>
+            </w:r>
+          </w:p>
+          <w:p>
+            <w:pPr>
+              <w:spacing w:before="40"/>
+            </w:pPr>
+            <w:r>
+              <w:rPr>
+                <w:rFonts w:ascii="Arial" w:cs="Arial" w:eastAsia="Arial" w:hAnsi="Arial"/>
+                <w:b/>
+                <w:bCs/>
+                <w:color w:val="555555"/>
+                <w:sz w:val="18"/>
+                <w:szCs w:val="18"/>
+              </w:rPr>
+              <w:t xml:space="preserve">Modality: </w:t>
+            </w:r>
+            <w:r>
+              <w:rPr>
+                <w:rFonts w:ascii="Arial" w:cs="Arial" w:eastAsia="Arial" w:hAnsi="Arial"/>
+                <w:color w:val="555555"/>
+                <w:sz w:val="18"/>
+                <w:szCs w:val="18"/>
+              </w:rPr>
+              <w:t xml:space="preserve">1064nm PBM — Penetration Depth Basis</w:t>
+            </w:r>
+          </w:p>
+          <w:p>
+            <w:pPr>
+              <w:spacing w:before="40"/>
+            </w:pPr>
+            <w:r>
+              <w:rPr>
+                <w:rFonts w:ascii="Arial" w:cs="Arial" w:eastAsia="Arial" w:hAnsi="Arial"/>
+                <w:i/>
+                <w:iCs/>
+                <w:color w:val="888888"/>
+                <w:sz w:val="16"/>
+                <w:szCs w:val="16"/>
+              </w:rPr>
+              <w:t xml:space="preserve">Tissue optics · biophysical measurement · 3 refs</w:t>
+            </w:r>
+          </w:p>
+        </w:tc>
+        <w:tc>
+          <w:tcPr>
+            <w:tcW w:type="dxa" w:w="6160"/>
+            <w:tcBorders>
+              <w:top w:val="none" w:color="FFFFFF" w:sz="0"/>
+              <w:left w:val="none" w:color="FFFFFF" w:sz="0"/>
+              <w:bottom w:val="none" w:color="FFFFFF" w:sz="0"/>
+              <w:right w:val="none" w:color="FFFFFF" w:sz="0"/>
+            </w:tcBorders>
+            <w:tcMar>
+              <w:top w:type="dxa" w:w="80"/>
+              <w:left w:type="dxa" w:w="160"/>
+              <w:bottom w:type="dxa" w:w="80"/>
+              <w:right w:type="dxa" w:w="80"/>
+            </w:tcMar>
+          </w:tcPr>
+          <w:p>
+            <w:pPr>
+              <w:spacing w:before="0" w:after="60"/>
+            </w:pPr>
+            <w:r>
+              <w:rPr>
+                <w:rFonts w:ascii="Arial" w:cs="Arial" w:eastAsia="Arial" w:hAnsi="Arial"/>
+                <w:color w:val="1A1A2E"/>
+                <w:sz w:val="19"/>
+                <w:szCs w:val="19"/>
+              </w:rPr>
+              <w:t xml:space="preserve">(a) Bashkatov AN, et al. "Optical properties of human skin, subcutaneous and mucous tissues in the wavelength range from 400 to 2000 nm." J Phys D Appl Phys. 2005;38(15):2543–2555. DOI: 10.1088/0022-3727/38/15/004. (b) Yaroslavsky AN, et al. "Optical properties of selected native and coagulated human brain tissues in vitro in the visible and near infrared spectral range." Phys Med Biol. 2002;47(12):2059–2073. DOI: 10.1088/0031-9155/47/12/305. (c) Strangman G, et al. "Non-invasive neuroimaging using near-infrared light." Biol Psychiatry. 2002;52(7):679–693. DOI: 10.1016/s0006-3223(02)01550-0.</w:t>
+            </w:r>
+          </w:p>
+          <w:p>
+            <w:pPr>
+              <w:spacing w:before="60" w:after="0"/>
+            </w:pPr>
+            <w:r>
+              <w:rPr>
+                <w:rFonts w:ascii="Arial" w:cs="Arial" w:eastAsia="Arial" w:hAnsi="Arial"/>
+                <w:b/>
+                <w:bCs/>
+                <w:color w:val="1A1A2E"/>
+                <w:sz w:val="19"/>
+                <w:szCs w:val="19"/>
+              </w:rPr>
+              <w:t xml:space="preserve">Key finding: </w:t>
+            </w:r>
+            <w:r>
+              <w:rPr>
+                <w:rFonts w:ascii="Arial" w:cs="Arial" w:eastAsia="Arial" w:hAnsi="Arial"/>
+                <w:color w:val="1A1A2E"/>
+                <w:sz w:val="19"/>
+                <w:szCs w:val="19"/>
+              </w:rPr>
+              <w:t xml:space="preserve">At 1064nm, optical absorption coefficient μa is ~3–5× lower than at 660nm in brain tissue; effective attenuation coefficient μeff is lower, resulting in greater effective penetration depth. Modelling predicts 28–35mm effective penetration vs 20–25mm for 808nm and 8–12mm for 660nm. Yaroslavsky et al. (2002) found lowest μa in measurement range for cortical grey matter at 1064nm — directly supports depth-tier claim.</w:t>
+            </w:r>
+          </w:p>
+          <w:p>
+            <w:pPr>
+              <w:spacing w:before="60" w:after="0"/>
+            </w:pPr>
+            <w:r>
+              <w:rPr>
+                <w:rFonts w:ascii="Arial" w:cs="Arial" w:eastAsia="Arial" w:hAnsi="Arial"/>
+                <w:b/>
+                <w:bCs/>
+                <w:color w:val="534AB7"/>
+                <w:sz w:val="19"/>
+                <w:szCs w:val="19"/>
+              </w:rPr>
+              <w:t xml:space="preserve">NeuroPulse relevance: </w:t>
+            </w:r>
+            <w:r>
+              <w:rPr>
+                <w:rFonts w:ascii="Arial" w:cs="Arial" w:eastAsia="Arial" w:hAnsi="Arial"/>
+                <w:color w:val="534AB7"/>
+                <w:sz w:val="19"/>
+                <w:szCs w:val="19"/>
+              </w:rPr>
+              <w:t xml:space="preserve">Biophysical basis for "deeper than 810nm" penetration claim. Two-pronged substantiation: (1) tissue optics physics (these refs) + (2) functional human evidence (Yao et al., Entry [34]). Both required for FTC depth-tier claim. Regulatory counsel assessment of adequacy required (NP-REG-PBM1064-001 Rev A Q10).</w:t>
+            </w:r>
+          </w:p>
+        </w:tc>
+      </w:tr>
+    </w:tbl>
+    <w:p/>
+    <w:p/>
+    <w:tbl>
+      <w:tblPr>
+        <w:tblW w:type="dxa" w:w="9360"/>
+        <w:tblBorders>
+          <w:top w:val="single" w:color="auto" w:sz="4"/>
+          <w:left w:val="single" w:color="auto" w:sz="4"/>
+          <w:bottom w:val="single" w:color="auto" w:sz="4"/>
+          <w:right w:val="single" w:color="auto" w:sz="4"/>
+          <w:insideH w:val="single" w:color="auto" w:sz="4"/>
+          <w:insideV w:val="single" w:color="auto" w:sz="4"/>
+        </w:tblBorders>
+      </w:tblPr>
+      <w:tblGrid>
+        <w:gridCol w:w="3200"/>
+        <w:gridCol w:w="6160"/>
+      </w:tblGrid>
+      <w:tr>
+        <w:tc>
+          <w:tcPr>
+            <w:tcW w:type="dxa" w:w="3200"/>
+            <w:tcBorders>
+              <w:top w:val="none" w:color="FFFFFF" w:sz="0"/>
+              <w:left w:val="none" w:color="FFFFFF" w:sz="0"/>
+              <w:bottom w:val="none" w:color="FFFFFF" w:sz="0"/>
+              <w:right w:val="none" w:color="FFFFFF" w:sz="0"/>
+            </w:tcBorders>
+            <w:shd w:fill="F4F9F7" w:val="clear"/>
+            <w:tcMar>
+              <w:top w:type="dxa" w:w="80"/>
+              <w:left w:type="dxa" w:w="120"/>
+              <w:bottom w:type="dxa" w:w="80"/>
+              <w:right w:type="dxa" w:w="120"/>
+            </w:tcMar>
+          </w:tcPr>
+          <w:p>
+            <w:r>
+              <w:rPr>
+                <w:rFonts w:ascii="Arial" w:cs="Arial" w:eastAsia="Arial" w:hAnsi="Arial"/>
+                <w:b/>
+                <w:bCs/>
+                <w:color w:val="0F6E56"/>
+                <w:sz w:val="20"/>
+                <w:szCs w:val="20"/>
+              </w:rPr>
+              <w:t xml:space="preserve">[37]</w:t>
+            </w:r>
+          </w:p>
+          <w:p>
+            <w:pPr>
+              <w:spacing w:before="40"/>
+            </w:pPr>
+            <w:r>
+              <w:rPr>
+                <w:rFonts w:ascii="Arial" w:cs="Arial" w:eastAsia="Arial" w:hAnsi="Arial"/>
+                <w:b/>
+                <w:bCs/>
+                <w:color w:val="555555"/>
+                <w:sz w:val="18"/>
+                <w:szCs w:val="18"/>
+              </w:rPr>
+              <w:t xml:space="preserve">Modality: </w:t>
+            </w:r>
+            <w:r>
+              <w:rPr>
+                <w:rFonts w:ascii="Arial" w:cs="Arial" w:eastAsia="Arial" w:hAnsi="Arial"/>
+                <w:color w:val="555555"/>
+                <w:sz w:val="18"/>
+                <w:szCs w:val="18"/>
+              </w:rPr>
+              <w:t xml:space="preserve">1064nm PBM — Mechanism (CCO)</w:t>
+            </w:r>
+          </w:p>
+          <w:p>
+            <w:pPr>
+              <w:spacing w:before="40"/>
+            </w:pPr>
+            <w:r>
+              <w:rPr>
+                <w:rFonts w:ascii="Arial" w:cs="Arial" w:eastAsia="Arial" w:hAnsi="Arial"/>
+                <w:i/>
+                <w:iCs/>
+                <w:color w:val="888888"/>
+                <w:sz w:val="16"/>
+                <w:szCs w:val="16"/>
+              </w:rPr>
+              <w:t xml:space="preserve">Review · mechanism paper · Biochem Pharmacol 2013</w:t>
+            </w:r>
+          </w:p>
+        </w:tc>
+        <w:tc>
+          <w:tcPr>
+            <w:tcW w:type="dxa" w:w="6160"/>
+            <w:tcBorders>
+              <w:top w:val="none" w:color="FFFFFF" w:sz="0"/>
+              <w:left w:val="none" w:color="FFFFFF" w:sz="0"/>
+              <w:bottom w:val="none" w:color="FFFFFF" w:sz="0"/>
+              <w:right w:val="none" w:color="FFFFFF" w:sz="0"/>
+            </w:tcBorders>
+            <w:tcMar>
+              <w:top w:type="dxa" w:w="80"/>
+              <w:left w:type="dxa" w:w="160"/>
+              <w:bottom w:type="dxa" w:w="80"/>
+              <w:right w:type="dxa" w:w="80"/>
+            </w:tcMar>
+          </w:tcPr>
+          <w:p>
+            <w:pPr>
+              <w:spacing w:before="0" w:after="60"/>
+            </w:pPr>
+            <w:r>
+              <w:rPr>
+                <w:rFonts w:ascii="Arial" w:cs="Arial" w:eastAsia="Arial" w:hAnsi="Arial"/>
+                <w:color w:val="1A1A2E"/>
+                <w:sz w:val="19"/>
+                <w:szCs w:val="19"/>
+              </w:rPr>
+              <w:t xml:space="preserve">Rojas JC, Gonzalez-Lima F. "Neurological and psychological applications of transcranial lasers and LEDs." Biochem Pharmacol. 2013;86(4):447–457. DOI: 10.1016/j.bcp.2013.06.012.</w:t>
+            </w:r>
+          </w:p>
+          <w:p>
+            <w:pPr>
+              <w:spacing w:before="60" w:after="0"/>
+            </w:pPr>
+            <w:r>
+              <w:rPr>
+                <w:rFonts w:ascii="Arial" w:cs="Arial" w:eastAsia="Arial" w:hAnsi="Arial"/>
+                <w:b/>
+                <w:bCs/>
+                <w:color w:val="1A1A2E"/>
+                <w:sz w:val="19"/>
+                <w:szCs w:val="19"/>
+              </w:rPr>
+              <w:t xml:space="preserve">Key finding: </w:t>
+            </w:r>
+            <w:r>
+              <w:rPr>
+                <w:rFonts w:ascii="Arial" w:cs="Arial" w:eastAsia="Arial" w:hAnsi="Arial"/>
+                <w:color w:val="1A1A2E"/>
+                <w:sz w:val="19"/>
+                <w:szCs w:val="19"/>
+              </w:rPr>
+              <w:t xml:space="preserve">Cytochrome c oxidase (CCO) absorption spectrum includes band at 1064nm, confirming CCO as primary chromophore for 1064nm PBM and extending established 660/808nm mechanism to longer wavelength. PBM increases CCO enzymatic activity, ATP production, and metabolic rate in neurons. Provides mechanistic grounding for Yao et al. (2022) cortical energy metabolism findings.</w:t>
+            </w:r>
+          </w:p>
+          <w:p>
+            <w:pPr>
+              <w:spacing w:before="60" w:after="0"/>
+            </w:pPr>
+            <w:r>
+              <w:rPr>
+                <w:rFonts w:ascii="Arial" w:cs="Arial" w:eastAsia="Arial" w:hAnsi="Arial"/>
+                <w:b/>
+                <w:bCs/>
+                <w:color w:val="534AB7"/>
+                <w:sz w:val="19"/>
+                <w:szCs w:val="19"/>
+              </w:rPr>
+              <w:t xml:space="preserve">NeuroPulse relevance: </w:t>
+            </w:r>
+            <w:r>
+              <w:rPr>
+                <w:rFonts w:ascii="Arial" w:cs="Arial" w:eastAsia="Arial" w:hAnsi="Arial"/>
+                <w:color w:val="534AB7"/>
+                <w:sz w:val="19"/>
+                <w:szCs w:val="19"/>
+              </w:rPr>
+              <w:t xml:space="preserve">Mechanism basis for 1064nm channel — same CCO target as 660/808nm channels. Supports claim that 1064nm acts via same biologically validated pathway at greater depth. Supports marketing language about "targeting cellular energy metabolism at three penetration depths."</w:t>
+            </w:r>
+          </w:p>
+        </w:tc>
+      </w:tr>
+    </w:tbl>
+    <w:p/>
+    <w:p/>
+    <w:tbl>
+      <w:tblPr>
+        <w:tblW w:type="dxa" w:w="9360"/>
+        <w:tblBorders>
+          <w:top w:val="single" w:color="auto" w:sz="4"/>
+          <w:left w:val="single" w:color="auto" w:sz="4"/>
+          <w:bottom w:val="single" w:color="auto" w:sz="4"/>
+          <w:right w:val="single" w:color="auto" w:sz="4"/>
+          <w:insideH w:val="single" w:color="auto" w:sz="4"/>
+          <w:insideV w:val="single" w:color="auto" w:sz="4"/>
+        </w:tblBorders>
+      </w:tblPr>
+      <w:tblGrid>
+        <w:gridCol w:w="3200"/>
+        <w:gridCol w:w="6160"/>
+      </w:tblGrid>
+      <w:tr>
+        <w:tc>
+          <w:tcPr>
+            <w:tcW w:type="dxa" w:w="3200"/>
+            <w:tcBorders>
+              <w:top w:val="none" w:color="FFFFFF" w:sz="0"/>
+              <w:left w:val="none" w:color="FFFFFF" w:sz="0"/>
+              <w:bottom w:val="none" w:color="FFFFFF" w:sz="0"/>
+              <w:right w:val="none" w:color="FFFFFF" w:sz="0"/>
+            </w:tcBorders>
+            <w:shd w:fill="F4F9F7" w:val="clear"/>
+            <w:tcMar>
+              <w:top w:type="dxa" w:w="80"/>
+              <w:left w:type="dxa" w:w="120"/>
+              <w:bottom w:type="dxa" w:w="80"/>
+              <w:right w:type="dxa" w:w="120"/>
+            </w:tcMar>
+          </w:tcPr>
+          <w:p>
+            <w:r>
+              <w:rPr>
+                <w:rFonts w:ascii="Arial" w:cs="Arial" w:eastAsia="Arial" w:hAnsi="Arial"/>
+                <w:b/>
+                <w:bCs/>
+                <w:color w:val="0F6E56"/>
+                <w:sz w:val="20"/>
+                <w:szCs w:val="20"/>
+              </w:rPr>
+              <w:t xml:space="preserve">[38]</w:t>
+            </w:r>
+          </w:p>
+          <w:p>
+            <w:pPr>
+              <w:spacing w:before="40"/>
+            </w:pPr>
+            <w:r>
+              <w:rPr>
+                <w:rFonts w:ascii="Arial" w:cs="Arial" w:eastAsia="Arial" w:hAnsi="Arial"/>
+                <w:b/>
+                <w:bCs/>
+                <w:color w:val="555555"/>
+                <w:sz w:val="18"/>
+                <w:szCs w:val="18"/>
+              </w:rPr>
+              <w:t xml:space="preserve">Modality: </w:t>
+            </w:r>
+            <w:r>
+              <w:rPr>
+                <w:rFonts w:ascii="Arial" w:cs="Arial" w:eastAsia="Arial" w:hAnsi="Arial"/>
+                <w:color w:val="555555"/>
+                <w:sz w:val="18"/>
+                <w:szCs w:val="18"/>
+              </w:rPr>
+              <w:t xml:space="preserve">1064nm PBM — Safety</w:t>
+            </w:r>
+          </w:p>
+          <w:p>
+            <w:pPr>
+              <w:spacing w:before="40"/>
+            </w:pPr>
+            <w:r>
+              <w:rPr>
+                <w:rFonts w:ascii="Arial" w:cs="Arial" w:eastAsia="Arial" w:hAnsi="Arial"/>
+                <w:i/>
+                <w:iCs/>
+                <w:color w:val="888888"/>
+                <w:sz w:val="16"/>
+                <w:szCs w:val="16"/>
+              </w:rPr>
+              <w:t xml:space="preserve">Review · safety summary · BBA Clin 2016</w:t>
+            </w:r>
+          </w:p>
+        </w:tc>
+        <w:tc>
+          <w:tcPr>
+            <w:tcW w:type="dxa" w:w="6160"/>
+            <w:tcBorders>
+              <w:top w:val="none" w:color="FFFFFF" w:sz="0"/>
+              <w:left w:val="none" w:color="FFFFFF" w:sz="0"/>
+              <w:bottom w:val="none" w:color="FFFFFF" w:sz="0"/>
+              <w:right w:val="none" w:color="FFFFFF" w:sz="0"/>
+            </w:tcBorders>
+            <w:tcMar>
+              <w:top w:type="dxa" w:w="80"/>
+              <w:left w:type="dxa" w:w="160"/>
+              <w:bottom w:type="dxa" w:w="80"/>
+              <w:right w:type="dxa" w:w="80"/>
+            </w:tcMar>
+          </w:tcPr>
+          <w:p>
+            <w:pPr>
+              <w:spacing w:before="0" w:after="60"/>
+            </w:pPr>
+            <w:r>
+              <w:rPr>
+                <w:rFonts w:ascii="Arial" w:cs="Arial" w:eastAsia="Arial" w:hAnsi="Arial"/>
+                <w:color w:val="1A1A2E"/>
+                <w:sz w:val="19"/>
+                <w:szCs w:val="19"/>
+              </w:rPr>
+              <w:t xml:space="preserve">Hamblin MR. "Shining light on the head: Photobiomodulation for brain disorders." BBA Clin. 2016;6:113–124. DOI: 10.1016/j.bbacli.2016.09.002.</w:t>
+            </w:r>
+          </w:p>
+          <w:p>
+            <w:pPr>
+              <w:spacing w:before="60" w:after="0"/>
+            </w:pPr>
+            <w:r>
+              <w:rPr>
+                <w:rFonts w:ascii="Arial" w:cs="Arial" w:eastAsia="Arial" w:hAnsi="Arial"/>
+                <w:b/>
+                <w:bCs/>
+                <w:color w:val="1A1A2E"/>
+                <w:sz w:val="19"/>
+                <w:szCs w:val="19"/>
+              </w:rPr>
+              <w:t xml:space="preserve">Key finding: </w:t>
+            </w:r>
+            <w:r>
+              <w:rPr>
+                <w:rFonts w:ascii="Arial" w:cs="Arial" w:eastAsia="Arial" w:hAnsi="Arial"/>
+                <w:color w:val="1A1A2E"/>
+                <w:sz w:val="19"/>
+                <w:szCs w:val="19"/>
+              </w:rPr>
+              <w:t xml:space="preserve">No adverse events reported in transcranial PBM studies at recommended irradiance levels across reviewed studies. 1064nm within safe window given low tissue absorption and absence of melanin absorption peak. NeuroPulse pulsed operation (25% duty cycle; ~100 mW/cm² average) is at or below parameters reviewed. Thermal and retinal considerations reviewed.</w:t>
+            </w:r>
+          </w:p>
+          <w:p>
+            <w:pPr>
+              <w:spacing w:before="60" w:after="0"/>
+            </w:pPr>
+            <w:r>
+              <w:rPr>
+                <w:rFonts w:ascii="Arial" w:cs="Arial" w:eastAsia="Arial" w:hAnsi="Arial"/>
+                <w:b/>
+                <w:bCs/>
+                <w:color w:val="534AB7"/>
+                <w:sz w:val="19"/>
+                <w:szCs w:val="19"/>
+              </w:rPr>
+              <w:t xml:space="preserve">NeuroPulse relevance: </w:t>
+            </w:r>
+            <w:r>
+              <w:rPr>
+                <w:rFonts w:ascii="Arial" w:cs="Arial" w:eastAsia="Arial" w:hAnsi="Arial"/>
+                <w:color w:val="534AB7"/>
+                <w:sz w:val="19"/>
+                <w:szCs w:val="19"/>
+              </w:rPr>
+              <w:t xml:space="preserve">Safety literature basis for 1064nm channel. IEC 62471 EH1/EH2 classification for 1064nm LED array pending regulatory counsel (RISK-03 expanded scope, NP-REG-PBM1064-001 Rev A Q1–Q3). Retinal hazard: 1064nm is focusable by lens onto retina — zone modules are scalp-applied; goggle Hall sensor + hardware cutoff prevents any 1064nm irradiance from reaching goggle aperture during normal operation.</w:t>
+            </w:r>
+          </w:p>
+        </w:tc>
+      </w:tr>
+    </w:tbl>
+    <w:p/>
+    <w:p/>
+    <w:tbl>
+      <w:tblPr>
+        <w:tblW w:type="dxa" w:w="9360"/>
+        <w:tblBorders>
+          <w:top w:val="single" w:color="auto" w:sz="4"/>
+          <w:left w:val="single" w:color="auto" w:sz="4"/>
+          <w:bottom w:val="single" w:color="auto" w:sz="4"/>
+          <w:right w:val="single" w:color="auto" w:sz="4"/>
+          <w:insideH w:val="single" w:color="auto" w:sz="4"/>
+          <w:insideV w:val="single" w:color="auto" w:sz="4"/>
+        </w:tblBorders>
+      </w:tblPr>
+      <w:tblGrid>
+        <w:gridCol w:w="3200"/>
+        <w:gridCol w:w="6160"/>
+      </w:tblGrid>
+      <w:tr>
+        <w:tc>
+          <w:tcPr>
+            <w:tcW w:type="dxa" w:w="3200"/>
+            <w:tcBorders>
+              <w:top w:val="none" w:color="FFFFFF" w:sz="0"/>
+              <w:left w:val="none" w:color="FFFFFF" w:sz="0"/>
+              <w:bottom w:val="none" w:color="FFFFFF" w:sz="0"/>
+              <w:right w:val="none" w:color="FFFFFF" w:sz="0"/>
+            </w:tcBorders>
+            <w:shd w:fill="F4F9F7" w:val="clear"/>
+            <w:tcMar>
+              <w:top w:type="dxa" w:w="80"/>
+              <w:left w:type="dxa" w:w="120"/>
+              <w:bottom w:type="dxa" w:w="80"/>
+              <w:right w:type="dxa" w:w="120"/>
+            </w:tcMar>
+          </w:tcPr>
+          <w:p>
+            <w:r>
+              <w:rPr>
+                <w:rFonts w:ascii="Arial" w:cs="Arial" w:eastAsia="Arial" w:hAnsi="Arial"/>
+                <w:b/>
+                <w:bCs/>
+                <w:color w:val="0F6E56"/>
+                <w:sz w:val="20"/>
+                <w:szCs w:val="20"/>
+              </w:rPr>
+              <w:t xml:space="preserve">[39]</w:t>
+            </w:r>
+          </w:p>
+          <w:p>
+            <w:pPr>
+              <w:spacing w:before="40"/>
+            </w:pPr>
+            <w:r>
+              <w:rPr>
+                <w:rFonts w:ascii="Arial" w:cs="Arial" w:eastAsia="Arial" w:hAnsi="Arial"/>
+                <w:b/>
+                <w:bCs/>
+                <w:color w:val="555555"/>
+                <w:sz w:val="18"/>
+                <w:szCs w:val="18"/>
+              </w:rPr>
+              <w:t xml:space="preserve">Modality: </w:t>
+            </w:r>
+            <w:r>
+              <w:rPr>
+                <w:rFonts w:ascii="Arial" w:cs="Arial" w:eastAsia="Arial" w:hAnsi="Arial"/>
+                <w:color w:val="555555"/>
+                <w:sz w:val="18"/>
+                <w:szCs w:val="18"/>
+              </w:rPr>
+              <w:t xml:space="preserve">1064nm PBM — Multi-Modal Combination</w:t>
+            </w:r>
+          </w:p>
+          <w:p>
+            <w:pPr>
+              <w:spacing w:before="40"/>
+            </w:pPr>
+            <w:r>
+              <w:rPr>
+                <w:rFonts w:ascii="Arial" w:cs="Arial" w:eastAsia="Arial" w:hAnsi="Arial"/>
+                <w:i/>
+                <w:iCs/>
+                <w:color w:val="888888"/>
+                <w:sz w:val="16"/>
+                <w:szCs w:val="16"/>
+              </w:rPr>
+              <w:t xml:space="preserve">Evidence gap · documented open item</w:t>
+            </w:r>
+          </w:p>
+        </w:tc>
+        <w:tc>
+          <w:tcPr>
+            <w:tcW w:type="dxa" w:w="6160"/>
+            <w:tcBorders>
+              <w:top w:val="none" w:color="FFFFFF" w:sz="0"/>
+              <w:left w:val="none" w:color="FFFFFF" w:sz="0"/>
+              <w:bottom w:val="none" w:color="FFFFFF" w:sz="0"/>
+              <w:right w:val="none" w:color="FFFFFF" w:sz="0"/>
+            </w:tcBorders>
+            <w:tcMar>
+              <w:top w:type="dxa" w:w="80"/>
+              <w:left w:type="dxa" w:w="160"/>
+              <w:bottom w:type="dxa" w:w="80"/>
+              <w:right w:type="dxa" w:w="80"/>
+            </w:tcMar>
+          </w:tcPr>
+          <w:p>
+            <w:pPr>
+              <w:spacing w:before="60" w:after="0"/>
+            </w:pPr>
+            <w:r>
+              <w:rPr>
+                <w:rFonts w:ascii="Arial" w:cs="Arial" w:eastAsia="Arial" w:hAnsi="Arial"/>
+                <w:i/>
+                <w:iCs/>
+                <w:color w:val="888888"/>
+                <w:sz w:val="19"/>
+                <w:szCs w:val="19"/>
+              </w:rPr>
+              <w:t xml:space="preserve">EVIDENCE GAP: No published RCT combines 1064nm PBM with EEG neurofeedback, HRV biofeedback, BES/tACS, VNS, or audio/visual entrainment simultaneously as of 2026-05-13. This is a documented gap, not a citation.</w:t>
+            </w:r>
+          </w:p>
+          <w:p>
+            <w:pPr>
+              <w:spacing w:before="60" w:after="0"/>
+            </w:pPr>
+            <w:r>
+              <w:rPr>
+                <w:rFonts w:ascii="Arial" w:cs="Arial" w:eastAsia="Arial" w:hAnsi="Arial"/>
+                <w:b/>
+                <w:bCs/>
+                <w:color w:val="1A1A2E"/>
+                <w:sz w:val="19"/>
+                <w:szCs w:val="19"/>
+              </w:rPr>
+              <w:t xml:space="preserve">Gap statement: </w:t>
+            </w:r>
+            <w:r>
+              <w:rPr>
+                <w:rFonts w:ascii="Arial" w:cs="Arial" w:eastAsia="Arial" w:hAnsi="Arial"/>
+                <w:color w:val="1A1A2E"/>
+                <w:sz w:val="19"/>
+                <w:szCs w:val="19"/>
+              </w:rPr>
+              <w:t xml:space="preserve">All multi-modal combination claims involving 1064nm are restricted to technology performance claims only (each modality independently evidenced). No compound efficacy claim (e.g., 1064nm + EEG-adaptive &gt; 1064nm alone) is substantiated by current literature. Restriction applies to all app copy, product page descriptions, and investor materials.</w:t>
+            </w:r>
+          </w:p>
+          <w:p>
+            <w:pPr>
+              <w:spacing w:before="60" w:after="0"/>
+            </w:pPr>
+            <w:r>
+              <w:rPr>
+                <w:rFonts w:ascii="Arial" w:cs="Arial" w:eastAsia="Arial" w:hAnsi="Arial"/>
+                <w:b/>
+                <w:bCs/>
+                <w:color w:val="534AB7"/>
+                <w:sz w:val="19"/>
+                <w:szCs w:val="19"/>
+              </w:rPr>
+              <w:t xml:space="preserve">NeuroPulse action: </w:t>
+            </w:r>
+            <w:r>
+              <w:rPr>
+                <w:rFonts w:ascii="Arial" w:cs="Arial" w:eastAsia="Arial" w:hAnsi="Arial"/>
+                <w:color w:val="534AB7"/>
+                <w:sz w:val="19"/>
+                <w:szCs w:val="19"/>
+              </w:rPr>
+              <w:t xml:space="preserve">Commission multi-modal combination RCT as SBIR Phase I priority. Researcher candidate: Rashidi-Ranjbar (St Michael's Hospital Toronto, existing multi-modal RCT experience). Until RCT data available, 1064nm + EEG-adaptive closed-loop combination must be framed as technology performance claim ("EEG-adaptive frequency matching during 1064nm session") not clinical outcomes claim.</w:t>
+            </w:r>
+          </w:p>
+        </w:tc>
+      </w:tr>
+    </w:tbl>
     <w:p>
       <w:r>
         <w:br w:type="page"/>

--- a/docs/neuropulse_bibliography.docx
+++ b/docs/neuropulse_bibliography.docx
@@ -168,7 +168,7 @@
                 <w:sz w:val="19"/>
                 <w:szCs w:val="19"/>
               </w:rPr>
-              <w:t xml:space="preserve">Priority for NeuroPulse's own clinical programme: Tier 2 510(k) filing requires device-specific clinical data. The studies marked 'RCT' in the quality column represent the methodological standard to which NeuroPulse's own trials should aspire. The University of Toronto Vielight MCI RCT [5] is the closest design precedent for a NeuroPulse Tier 1 home-use PBM+EEG study.</w:t>
+              <w:t>Priority for NeuroPulse's own clinical program: Tier 2 510(k) filing requires device-specific clinical data. The studies marked 'RCT' in the quality column represent the methodological standard to which NeuroPulse's own trials should aspire. The University of Toronto Vielight MCI RCT [5] is the closest design precedent for a NeuroPulse Tier 1 home-use PBM+EEG study.</w:t>
             </w:r>
           </w:p>
         </w:tc>
@@ -1520,7 +1520,7 @@
                 <w:sz w:val="19"/>
                 <w:szCs w:val="19"/>
               </w:rPr>
-              <w:t xml:space="preserve">Randomized controlled study, 670nm light (3 min, once). Single brief exposure significantly improved cone-mediated colour contrast sensitivity in participants aged 37-70 years for one week — restoring thresholds to levels of younger subjects. Demonstrates retinal mitochondrial reactivation via 660-670nm wavelength (NeuroPulse goggle wavelength). UCL Jeffery group — world's leading retinal PBM researchers.</w:t>
+              <w:t>Randomized controlled study, 670nm light (3 min, once). Single brief exposure significantly improved cone-mediated color contrast sensitivity in participants aged 37-70 years for one week — restoring thresholds to levels of younger subjects. Demonstrates retinal mitochondrial reactivation via 660-670nm wavelength (NeuroPulse goggle wavelength). UCL Jeffery group — world's leading retinal PBM researchers.</w:t>
             </w:r>
           </w:p>
         </w:tc>
@@ -6645,7 +6645,7 @@
                 <w:sz w:val="19"/>
                 <w:szCs w:val="19"/>
               </w:rPr>
-              <w:t xml:space="preserve">OPEN ITEM — systematic search required before marketing copy finalised. Yao et al. (2022) group at UT Dallas likely published follow-ons 2023–2026 including session-number variation studies, clinical population translation (MCI, TBI), and dose-response comparisons. Search must be completed before any reference to "UT Dallas clinical research programme" or similar in marketing.</w:t>
+              <w:t>OPEN ITEM — systematic search required before marketing copy finalised. Yao et al. (2022) group at UT Dallas likely published follow-ons 2023–2026 including session-number variation studies, clinical population translation (MCI, TBI), and dose-response comparisons. Search must be completed before any reference to "UT Dallas clinical research program" or similar in marketing.</w:t>
             </w:r>
           </w:p>
           <w:p>
@@ -6819,7 +6819,7 @@
                 <w:sz w:val="19"/>
                 <w:szCs w:val="19"/>
               </w:rPr>
-              <w:t xml:space="preserve">At 1064nm, optical absorption coefficient μa is ~3–5× lower than at 660nm in brain tissue; effective attenuation coefficient μeff is lower, resulting in greater effective penetration depth. Modelling predicts 28–35mm effective penetration vs 20–25mm for 808nm and 8–12mm for 660nm. Yaroslavsky et al. (2002) found lowest μa in measurement range for cortical grey matter at 1064nm — directly supports depth-tier claim.</w:t>
+              <w:t>At 1064nm, optical absorption coefficient μa is ~3–5× lower than at 660nm in brain tissue; effective attenuation coefficient μeff is lower, resulting in greater effective penetration depth. Modeling predicts 28–35mm effective penetration vs 20–25mm for 808nm and 8–12mm for 660nm. Yaroslavsky et al. (2002) found lowest μa in measurement range for cortical grey matter at 1064nm — directly supports depth-tier claim.</w:t>
             </w:r>
           </w:p>
           <w:p>
@@ -7393,7 +7393,7 @@
           <w:sz w:val="36"/>
           <w:szCs w:val="36"/>
         </w:rPr>
-        <w:t xml:space="preserve">Evidence gaps and NeuroPulse clinical programme priorities</w:t>
+        <w:t>Evidence gaps and NeuroPulse clinical program priorities</w:t>
       </w:r>
     </w:p>
     <w:p>
